--- a/TZ_BeatKey 121026.docx
+++ b/TZ_BeatKey 121026.docx
@@ -1,6 +1,6 @@
 
 <file path=word/document.xml><?xml version="1.0" encoding="utf-8"?>
-<w:document xmlns:wpc="http://schemas.microsoft.com/office/word/2010/wordprocessingCanvas" xmlns:cx="http://schemas.microsoft.com/office/drawing/2014/chartex" xmlns:cx1="http://schemas.microsoft.com/office/drawing/2015/9/8/chartex" xmlns:cx2="http://schemas.microsoft.com/office/drawing/2015/10/21/chartex" xmlns:cx3="http://schemas.microsoft.com/office/drawing/2016/5/9/chartex" xmlns:cx4="http://schemas.microsoft.com/office/drawing/2016/5/10/chartex" xmlns:cx5="http://schemas.microsoft.com/office/drawing/2016/5/11/chartex" xmlns:cx6="http://schemas.microsoft.com/office/drawing/2016/5/12/chartex" xmlns:cx7="http://schemas.microsoft.com/office/drawing/2016/5/13/chartex" xmlns:cx8="http://schemas.microsoft.com/office/drawing/2016/5/14/chartex" xmlns:mc="http://schemas.openxmlformats.org/markup-compatibility/2006" xmlns:aink="http://schemas.microsoft.com/office/drawing/2016/ink" xmlns:am3d="http://schemas.microsoft.com/office/drawing/2017/model3d" xmlns:o="urn:schemas-microsoft-com:office:office" xmlns:oel="http://schemas.microsoft.com/office/2019/extlst" xmlns:r="http://schemas.openxmlformats.org/officeDocument/2006/relationships" xmlns:m="http://schemas.openxmlformats.org/officeDocument/2006/math" xmlns:v="urn:schemas-microsoft-com:vml" xmlns:wp14="http://schemas.microsoft.com/office/word/2010/wordprocessingDrawing" xmlns:wp="http://schemas.openxmlformats.org/drawingml/2006/wordprocessingDrawing" xmlns:w10="urn:schemas-microsoft-com:office:word" xmlns:w="http://schemas.openxmlformats.org/wordprocessingml/2006/main" xmlns:w14="http://schemas.microsoft.com/office/word/2010/wordml" xmlns:w15="http://schemas.microsoft.com/office/word/2012/wordml" xmlns:w16cex="http://schemas.microsoft.com/office/word/2018/wordml/cex" xmlns:w16cid="http://schemas.microsoft.com/office/word/2016/wordml/cid" xmlns:w16="http://schemas.microsoft.com/office/word/2018/wordml" xmlns:w16du="http://schemas.microsoft.com/office/word/2023/wordml/word16du" xmlns:w16sdtdh="http://schemas.microsoft.com/office/word/2020/wordml/sdtdatahash" xmlns:w16sdtfl="http://schemas.microsoft.com/office/word/2024/wordml/sdtformatlock" xmlns:w16se="http://schemas.microsoft.com/office/word/2015/wordml/symex" xmlns:wpg="http://schemas.microsoft.com/office/word/2010/wordprocessingGroup" xmlns:wpi="http://schemas.microsoft.com/office/word/2010/wordprocessingInk" xmlns:wne="http://schemas.microsoft.com/office/word/2006/wordml" xmlns:wps="http://schemas.microsoft.com/office/word/2010/wordprocessingShape" mc:Ignorable="w14 w15 w16se w16cid w16 w16cex w16sdtdh w16sdtfl w16du wp14">
+<w:document xmlns:wpc="http://schemas.microsoft.com/office/word/2010/wordprocessingCanvas" xmlns:cx="http://schemas.microsoft.com/office/drawing/2014/chartex" xmlns:cx1="http://schemas.microsoft.com/office/drawing/2015/9/8/chartex" xmlns:cx2="http://schemas.microsoft.com/office/drawing/2015/10/21/chartex" xmlns:cx3="http://schemas.microsoft.com/office/drawing/2016/5/9/chartex" xmlns:cx4="http://schemas.microsoft.com/office/drawing/2016/5/10/chartex" xmlns:cx5="http://schemas.microsoft.com/office/drawing/2016/5/11/chartex" xmlns:cx6="http://schemas.microsoft.com/office/drawing/2016/5/12/chartex" xmlns:cx7="http://schemas.microsoft.com/office/drawing/2016/5/13/chartex" xmlns:cx8="http://schemas.microsoft.com/office/drawing/2016/5/14/chartex" xmlns:mc="http://schemas.openxmlformats.org/markup-compatibility/2006" xmlns:aink="http://schemas.microsoft.com/office/drawing/2016/ink" xmlns:am3d="http://schemas.microsoft.com/office/drawing/2017/model3d" xmlns:o="urn:schemas-microsoft-com:office:office" xmlns:r="http://schemas.openxmlformats.org/officeDocument/2006/relationships" xmlns:m="http://schemas.openxmlformats.org/officeDocument/2006/math" xmlns:v="urn:schemas-microsoft-com:vml" xmlns:wp14="http://schemas.microsoft.com/office/word/2010/wordprocessingDrawing" xmlns:wp="http://schemas.openxmlformats.org/drawingml/2006/wordprocessingDrawing" xmlns:w10="urn:schemas-microsoft-com:office:word" xmlns:w="http://schemas.openxmlformats.org/wordprocessingml/2006/main" xmlns:w14="http://schemas.microsoft.com/office/word/2010/wordml" xmlns:w15="http://schemas.microsoft.com/office/word/2012/wordml" xmlns:w16cex="http://schemas.microsoft.com/office/word/2018/wordml/cex" xmlns:w16cid="http://schemas.microsoft.com/office/word/2016/wordml/cid" xmlns:w16="http://schemas.microsoft.com/office/word/2018/wordml" xmlns:w16se="http://schemas.microsoft.com/office/word/2015/wordml/symex" xmlns:wpg="http://schemas.microsoft.com/office/word/2010/wordprocessingGroup" xmlns:wpi="http://schemas.microsoft.com/office/word/2010/wordprocessingInk" xmlns:wne="http://schemas.microsoft.com/office/word/2006/wordml" xmlns:wps="http://schemas.microsoft.com/office/word/2010/wordprocessingShape" mc:Ignorable="w14 w15 w16se w16cid w16 w16cex wp14">
   <w:body>
     <w:p>
       <w:pPr>
@@ -307,7 +307,6 @@
         </w:rPr>
         <w:t xml:space="preserve">   4.10. Требования к разделу «Формат файла карты (.</w:t>
       </w:r>
-      <w:proofErr w:type="spellStart"/>
       <w:r>
         <w:rPr>
           <w:rFonts w:cs="Times New Roman"/>
@@ -316,7 +315,6 @@
         </w:rPr>
         <w:t>bkey</w:t>
       </w:r>
-      <w:proofErr w:type="spellEnd"/>
       <w:r>
         <w:rPr>
           <w:rFonts w:cs="Times New Roman"/>
@@ -639,23 +637,7 @@
           <w:rFonts w:cs="Times New Roman"/>
           <w:lang w:val="ru-RU"/>
         </w:rPr>
-        <w:t xml:space="preserve">физическое лицо — </w:t>
-      </w:r>
-      <w:proofErr w:type="spellStart"/>
-      <w:r>
-        <w:rPr>
-          <w:rFonts w:cs="Times New Roman"/>
-          <w:lang w:val="ru-RU"/>
-        </w:rPr>
-        <w:t>Клебан</w:t>
-      </w:r>
-      <w:proofErr w:type="spellEnd"/>
-      <w:r>
-        <w:rPr>
-          <w:rFonts w:cs="Times New Roman"/>
-          <w:lang w:val="ru-RU"/>
-        </w:rPr>
-        <w:t xml:space="preserve"> Анастасия Евгеньевна.</w:t>
+        <w:t>физическое лицо — Клебан Анастасия Евгеньевна.</w:t>
       </w:r>
     </w:p>
     <w:p>
@@ -811,18 +793,8 @@
           <w:b/>
           <w:lang w:val="ru-RU"/>
         </w:rPr>
-        <w:t xml:space="preserve">Файл </w:t>
-      </w:r>
-      <w:proofErr w:type="gramStart"/>
-      <w:r>
-        <w:rPr>
-          <w:rFonts w:cs="Times New Roman"/>
-          <w:b/>
-          <w:lang w:val="ru-RU"/>
-        </w:rPr>
-        <w:t>формата .</w:t>
-      </w:r>
-      <w:proofErr w:type="spellStart"/>
+        <w:t>Файл формата .</w:t>
+      </w:r>
       <w:r>
         <w:rPr>
           <w:rFonts w:cs="Times New Roman"/>
@@ -830,8 +802,6 @@
         </w:rPr>
         <w:t>bkey</w:t>
       </w:r>
-      <w:proofErr w:type="spellEnd"/>
-      <w:proofErr w:type="gramEnd"/>
       <w:r>
         <w:rPr>
           <w:rFonts w:cs="Times New Roman"/>
@@ -860,7 +830,6 @@
         </w:rPr>
         <w:t>, объединяющий файл разметки нот (</w:t>
       </w:r>
-      <w:proofErr w:type="gramStart"/>
       <w:r>
         <w:rPr>
           <w:rFonts w:cs="Times New Roman"/>
@@ -874,21 +843,67 @@
         </w:rPr>
         <w:t>.</w:t>
       </w:r>
-      <w:proofErr w:type="spellStart"/>
       <w:r>
         <w:rPr>
           <w:rFonts w:cs="Times New Roman"/>
         </w:rPr>
         <w:t>json</w:t>
       </w:r>
-      <w:proofErr w:type="spellEnd"/>
-      <w:proofErr w:type="gramEnd"/>
-      <w:r>
-        <w:rPr>
-          <w:rFonts w:cs="Times New Roman"/>
-          <w:lang w:val="ru-RU"/>
-        </w:rPr>
-        <w:t>), аудиофайл композиции и изображение обложки</w:t>
+      <w:r>
+        <w:rPr>
+          <w:rFonts w:cs="Times New Roman"/>
+          <w:lang w:val="ru-RU"/>
+        </w:rPr>
+        <w:t>), аудиофайл композиции</w:t>
+      </w:r>
+      <w:r>
+        <w:rPr>
+          <w:rFonts w:cs="Times New Roman"/>
+          <w:lang w:val="ru-RU"/>
+        </w:rPr>
+        <w:t>, название</w:t>
+      </w:r>
+      <w:r>
+        <w:rPr>
+          <w:rFonts w:cs="Times New Roman"/>
+          <w:lang w:val="ru-RU"/>
+        </w:rPr>
+        <w:t xml:space="preserve"> и необязательные: </w:t>
+      </w:r>
+      <w:r>
+        <w:rPr>
+          <w:rFonts w:cs="Times New Roman"/>
+          <w:lang w:val="ru-RU"/>
+        </w:rPr>
+        <w:t>изображение обложки</w:t>
+      </w:r>
+      <w:r>
+        <w:rPr>
+          <w:rFonts w:cs="Times New Roman"/>
+          <w:lang w:val="ru-RU"/>
+        </w:rPr>
+        <w:t xml:space="preserve"> </w:t>
+      </w:r>
+      <w:r>
+        <w:rPr>
+          <w:rFonts w:cs="Times New Roman"/>
+          <w:lang w:val="ru-RU"/>
+        </w:rPr>
+        <w:t>и описание</w:t>
+      </w:r>
+      <w:r>
+        <w:rPr>
+          <w:rFonts w:cs="Times New Roman"/>
+          <w:lang w:val="ru-RU"/>
+        </w:rPr>
+        <w:t xml:space="preserve"> карты</w:t>
+      </w:r>
+      <w:r>
+        <w:rPr>
+          <w:rFonts w:cs="Times New Roman"/>
+          <w:lang w:val="ru-RU"/>
+        </w:rPr>
+        <w:t xml:space="preserve"> </w:t>
       </w:r>
       <w:r>
         <w:rPr>
@@ -1030,23 +1045,7 @@
           <w:rFonts w:cs="Times New Roman"/>
           <w:lang w:val="ru-RU"/>
         </w:rPr>
-        <w:t xml:space="preserve">графическая контрольная область на игровом экране, при совмещении </w:t>
-      </w:r>
-      <w:proofErr w:type="gramStart"/>
-      <w:r>
-        <w:rPr>
-          <w:rFonts w:cs="Times New Roman"/>
-          <w:lang w:val="ru-RU"/>
-        </w:rPr>
-        <w:t>ноты</w:t>
-      </w:r>
-      <w:proofErr w:type="gramEnd"/>
-      <w:r>
-        <w:rPr>
-          <w:rFonts w:cs="Times New Roman"/>
-          <w:lang w:val="ru-RU"/>
-        </w:rPr>
-        <w:t xml:space="preserve"> с которой производится нажатие клавиши.</w:t>
+        <w:t>графическая контрольная область на игровом экране, при совмещении ноты с которой производится нажатие клавиши.</w:t>
       </w:r>
     </w:p>
     <w:p>
@@ -1441,7 +1440,6 @@
         </w:rPr>
         <w:t xml:space="preserve">-256 от массива байтов файла </w:t>
       </w:r>
-      <w:proofErr w:type="gramStart"/>
       <w:r>
         <w:rPr>
           <w:rFonts w:cs="Times New Roman"/>
@@ -1455,15 +1453,12 @@
         </w:rPr>
         <w:t>.</w:t>
       </w:r>
-      <w:proofErr w:type="spellStart"/>
       <w:r>
         <w:rPr>
           <w:rFonts w:cs="Times New Roman"/>
         </w:rPr>
         <w:t>json</w:t>
       </w:r>
-      <w:proofErr w:type="spellEnd"/>
-      <w:proofErr w:type="gramEnd"/>
       <w:r>
         <w:rPr>
           <w:rFonts w:cs="Times New Roman"/>
@@ -1532,7 +1527,6 @@
           <w:rFonts w:cs="Times New Roman"/>
           <w:lang w:val="ru-RU"/>
         </w:rPr>
-        <w:lastRenderedPageBreak/>
         <w:t>- БД — база данных;</w:t>
       </w:r>
     </w:p>
@@ -1549,6 +1543,7 @@
           <w:rFonts w:cs="Times New Roman"/>
           <w:lang w:val="ru-RU"/>
         </w:rPr>
+        <w:lastRenderedPageBreak/>
         <w:t xml:space="preserve">- </w:t>
       </w:r>
       <w:r>
@@ -2266,14 +2261,12 @@
         </w:rPr>
         <w:t>создание формата хранения игровых уровней (.</w:t>
       </w:r>
-      <w:proofErr w:type="spellStart"/>
       <w:r>
         <w:rPr>
           <w:rFonts w:cs="Times New Roman"/>
         </w:rPr>
         <w:t>bkey</w:t>
       </w:r>
-      <w:proofErr w:type="spellEnd"/>
       <w:r>
         <w:rPr>
           <w:rFonts w:cs="Times New Roman"/>
@@ -2481,25 +2474,14 @@
           <w:rFonts w:cs="Times New Roman"/>
           <w:lang w:val="ru-RU"/>
         </w:rPr>
-        <w:t xml:space="preserve">автоматизация импорта, проверки целостности и разбора структуры файлов карт </w:t>
-      </w:r>
-      <w:proofErr w:type="gramStart"/>
-      <w:r>
-        <w:rPr>
-          <w:rFonts w:cs="Times New Roman"/>
-          <w:lang w:val="ru-RU"/>
-        </w:rPr>
-        <w:t>формата .</w:t>
-      </w:r>
-      <w:proofErr w:type="spellStart"/>
+        <w:t>автоматизация импорта, проверки целостности и разбора структуры файлов карт формата .</w:t>
+      </w:r>
       <w:r>
         <w:rPr>
           <w:rFonts w:cs="Times New Roman"/>
         </w:rPr>
         <w:t>bkey</w:t>
       </w:r>
-      <w:proofErr w:type="spellEnd"/>
-      <w:proofErr w:type="gramEnd"/>
       <w:r>
         <w:rPr>
           <w:rFonts w:cs="Times New Roman"/>
@@ -2531,14 +2513,12 @@
         </w:rPr>
         <w:t xml:space="preserve">автоматизация синхронизации позиций движущихся нот на экране с текущей позицией воспроизведения аудиокомпозиции на базе таймера </w:t>
       </w:r>
-      <w:proofErr w:type="spellStart"/>
       <w:r>
         <w:rPr>
           <w:rFonts w:cs="Times New Roman"/>
         </w:rPr>
         <w:t>QElapsedTimer</w:t>
       </w:r>
-      <w:proofErr w:type="spellEnd"/>
       <w:r>
         <w:rPr>
           <w:rFonts w:cs="Times New Roman"/>
@@ -2939,7 +2919,6 @@
         </w:rPr>
         <w:t xml:space="preserve">4.1.3.1. Модуль </w:t>
       </w:r>
-      <w:proofErr w:type="spellStart"/>
       <w:r>
         <w:rPr>
           <w:rFonts w:cs="Times New Roman"/>
@@ -2947,7 +2926,6 @@
         </w:rPr>
         <w:t>QtCore</w:t>
       </w:r>
-      <w:proofErr w:type="spellEnd"/>
       <w:r>
         <w:rPr>
           <w:rFonts w:cs="Times New Roman"/>
@@ -2976,14 +2954,12 @@
         </w:rPr>
         <w:t xml:space="preserve">, механизмов сигналов и слотов для межкомпонентного взаимодействия без жестких зависимостей, управления жизненным циклом объектов, а также применения высокоточного таймера </w:t>
       </w:r>
-      <w:proofErr w:type="spellStart"/>
       <w:r>
         <w:rPr>
           <w:rFonts w:cs="Times New Roman"/>
         </w:rPr>
         <w:t>QElapsedTimer</w:t>
       </w:r>
-      <w:proofErr w:type="spellEnd"/>
       <w:r>
         <w:rPr>
           <w:rFonts w:cs="Times New Roman"/>
@@ -3008,7 +2984,6 @@
         </w:rPr>
         <w:t xml:space="preserve">4.1.3.2. Модуль </w:t>
       </w:r>
-      <w:proofErr w:type="spellStart"/>
       <w:r>
         <w:rPr>
           <w:rFonts w:cs="Times New Roman"/>
@@ -3016,7 +2991,6 @@
         </w:rPr>
         <w:t>QtGui</w:t>
       </w:r>
-      <w:proofErr w:type="spellEnd"/>
       <w:r>
         <w:rPr>
           <w:rFonts w:cs="Times New Roman"/>
@@ -3032,14 +3006,12 @@
         </w:rPr>
         <w:t>используется для базовых графических примитивов (</w:t>
       </w:r>
-      <w:proofErr w:type="spellStart"/>
       <w:r>
         <w:rPr>
           <w:rFonts w:cs="Times New Roman"/>
         </w:rPr>
         <w:t>QPainter</w:t>
       </w:r>
-      <w:proofErr w:type="spellEnd"/>
       <w:r>
         <w:rPr>
           <w:rFonts w:cs="Times New Roman"/>
@@ -3047,14 +3019,12 @@
         </w:rPr>
         <w:t xml:space="preserve">, </w:t>
       </w:r>
-      <w:proofErr w:type="spellStart"/>
       <w:r>
         <w:rPr>
           <w:rFonts w:cs="Times New Roman"/>
         </w:rPr>
         <w:t>QColor</w:t>
       </w:r>
-      <w:proofErr w:type="spellEnd"/>
       <w:r>
         <w:rPr>
           <w:rFonts w:cs="Times New Roman"/>
@@ -3062,14 +3032,12 @@
         </w:rPr>
         <w:t xml:space="preserve">, </w:t>
       </w:r>
-      <w:proofErr w:type="spellStart"/>
       <w:r>
         <w:rPr>
           <w:rFonts w:cs="Times New Roman"/>
         </w:rPr>
         <w:t>QPixmap</w:t>
       </w:r>
-      <w:proofErr w:type="spellEnd"/>
       <w:r>
         <w:rPr>
           <w:rFonts w:cs="Times New Roman"/>
@@ -3077,14 +3045,12 @@
         </w:rPr>
         <w:t xml:space="preserve">) и низкоуровневой обработки событий клавиатурного ввода </w:t>
       </w:r>
-      <w:proofErr w:type="spellStart"/>
       <w:r>
         <w:rPr>
           <w:rFonts w:cs="Times New Roman"/>
         </w:rPr>
         <w:t>QKeyEvent</w:t>
       </w:r>
-      <w:proofErr w:type="spellEnd"/>
       <w:r>
         <w:rPr>
           <w:rFonts w:cs="Times New Roman"/>
@@ -3109,7 +3075,6 @@
         </w:rPr>
         <w:t xml:space="preserve">4.1.3.3. Модуль </w:t>
       </w:r>
-      <w:proofErr w:type="spellStart"/>
       <w:r>
         <w:rPr>
           <w:rFonts w:cs="Times New Roman"/>
@@ -3117,7 +3082,6 @@
         </w:rPr>
         <w:t>QtWidgets</w:t>
       </w:r>
-      <w:proofErr w:type="spellEnd"/>
       <w:r>
         <w:rPr>
           <w:rFonts w:cs="Times New Roman"/>
@@ -3133,14 +3097,12 @@
         </w:rPr>
         <w:t>используется для построения экранных форм графического интерфейса (</w:t>
       </w:r>
-      <w:proofErr w:type="spellStart"/>
       <w:r>
         <w:rPr>
           <w:rFonts w:cs="Times New Roman"/>
         </w:rPr>
         <w:t>QMainWindow</w:t>
       </w:r>
-      <w:proofErr w:type="spellEnd"/>
       <w:r>
         <w:rPr>
           <w:rFonts w:cs="Times New Roman"/>
@@ -3148,14 +3110,12 @@
         </w:rPr>
         <w:t xml:space="preserve">), элементов управления (кнопки </w:t>
       </w:r>
-      <w:proofErr w:type="spellStart"/>
       <w:r>
         <w:rPr>
           <w:rFonts w:cs="Times New Roman"/>
         </w:rPr>
         <w:t>QPushButton</w:t>
       </w:r>
-      <w:proofErr w:type="spellEnd"/>
       <w:r>
         <w:rPr>
           <w:rFonts w:cs="Times New Roman"/>
@@ -3163,14 +3123,12 @@
         </w:rPr>
         <w:t xml:space="preserve">, ползунки </w:t>
       </w:r>
-      <w:proofErr w:type="spellStart"/>
       <w:r>
         <w:rPr>
           <w:rFonts w:cs="Times New Roman"/>
         </w:rPr>
         <w:t>QSlider</w:t>
       </w:r>
-      <w:proofErr w:type="spellEnd"/>
       <w:r>
         <w:rPr>
           <w:rFonts w:cs="Times New Roman"/>
@@ -3178,14 +3136,12 @@
         </w:rPr>
         <w:t xml:space="preserve">, текстовые поля </w:t>
       </w:r>
-      <w:proofErr w:type="spellStart"/>
       <w:r>
         <w:rPr>
           <w:rFonts w:cs="Times New Roman"/>
         </w:rPr>
         <w:t>QLineEdit</w:t>
       </w:r>
-      <w:proofErr w:type="spellEnd"/>
       <w:r>
         <w:rPr>
           <w:rFonts w:cs="Times New Roman"/>
@@ -3193,14 +3149,12 @@
         </w:rPr>
         <w:t xml:space="preserve">, выпадающие списки </w:t>
       </w:r>
-      <w:proofErr w:type="spellStart"/>
       <w:r>
         <w:rPr>
           <w:rFonts w:cs="Times New Roman"/>
         </w:rPr>
         <w:t>QComboBox</w:t>
       </w:r>
-      <w:proofErr w:type="spellEnd"/>
       <w:r>
         <w:rPr>
           <w:rFonts w:cs="Times New Roman"/>
@@ -3208,14 +3162,12 @@
         </w:rPr>
         <w:t>), таблиц рейтинга (</w:t>
       </w:r>
-      <w:proofErr w:type="spellStart"/>
       <w:r>
         <w:rPr>
           <w:rFonts w:cs="Times New Roman"/>
         </w:rPr>
         <w:t>QTableWidget</w:t>
       </w:r>
-      <w:proofErr w:type="spellEnd"/>
       <w:r>
         <w:rPr>
           <w:rFonts w:cs="Times New Roman"/>
@@ -3223,14 +3175,12 @@
         </w:rPr>
         <w:t>), диалоговых окон подтверждения (</w:t>
       </w:r>
-      <w:proofErr w:type="spellStart"/>
       <w:r>
         <w:rPr>
           <w:rFonts w:cs="Times New Roman"/>
         </w:rPr>
         <w:t>QMessageBox</w:t>
       </w:r>
-      <w:proofErr w:type="spellEnd"/>
       <w:r>
         <w:rPr>
           <w:rFonts w:cs="Times New Roman"/>
@@ -3238,14 +3188,12 @@
         </w:rPr>
         <w:t>) и компоновщиков разметки (</w:t>
       </w:r>
-      <w:proofErr w:type="spellStart"/>
       <w:r>
         <w:rPr>
           <w:rFonts w:cs="Times New Roman"/>
         </w:rPr>
         <w:t>QLayout</w:t>
       </w:r>
-      <w:proofErr w:type="spellEnd"/>
       <w:r>
         <w:rPr>
           <w:rFonts w:cs="Times New Roman"/>
@@ -3270,7 +3218,6 @@
         </w:rPr>
         <w:t xml:space="preserve">4.1.3.4. Модуль </w:t>
       </w:r>
-      <w:proofErr w:type="spellStart"/>
       <w:r>
         <w:rPr>
           <w:rFonts w:cs="Times New Roman"/>
@@ -3278,7 +3225,6 @@
         </w:rPr>
         <w:t>QtMultimedia</w:t>
       </w:r>
-      <w:proofErr w:type="spellEnd"/>
       <w:r>
         <w:rPr>
           <w:rFonts w:cs="Times New Roman"/>
@@ -3294,14 +3240,12 @@
         </w:rPr>
         <w:t xml:space="preserve">используется для декодирования и воспроизведения аудиофайлов музыкальных композиций (классы </w:t>
       </w:r>
-      <w:proofErr w:type="spellStart"/>
       <w:r>
         <w:rPr>
           <w:rFonts w:cs="Times New Roman"/>
         </w:rPr>
         <w:t>QMediaPlayer</w:t>
       </w:r>
-      <w:proofErr w:type="spellEnd"/>
       <w:r>
         <w:rPr>
           <w:rFonts w:cs="Times New Roman"/>
@@ -3309,14 +3253,12 @@
         </w:rPr>
         <w:t xml:space="preserve">, </w:t>
       </w:r>
-      <w:proofErr w:type="spellStart"/>
       <w:r>
         <w:rPr>
           <w:rFonts w:cs="Times New Roman"/>
         </w:rPr>
         <w:t>QAudioOutput</w:t>
       </w:r>
-      <w:proofErr w:type="spellEnd"/>
       <w:r>
         <w:rPr>
           <w:rFonts w:cs="Times New Roman"/>
@@ -3376,14 +3318,12 @@
         </w:rPr>
         <w:t xml:space="preserve">) через </w:t>
       </w:r>
-      <w:proofErr w:type="spellStart"/>
       <w:r>
         <w:rPr>
           <w:rFonts w:cs="Times New Roman"/>
         </w:rPr>
         <w:t>QSoundEffect</w:t>
       </w:r>
-      <w:proofErr w:type="spellEnd"/>
       <w:r>
         <w:rPr>
           <w:rFonts w:cs="Times New Roman"/>
@@ -3408,7 +3348,6 @@
         </w:rPr>
         <w:t xml:space="preserve">4.1.3.5. Модуль </w:t>
       </w:r>
-      <w:proofErr w:type="spellStart"/>
       <w:r>
         <w:rPr>
           <w:rFonts w:cs="Times New Roman"/>
@@ -3416,7 +3355,6 @@
         </w:rPr>
         <w:t>QtNetwork</w:t>
       </w:r>
-      <w:proofErr w:type="spellEnd"/>
       <w:r>
         <w:rPr>
           <w:rFonts w:cs="Times New Roman"/>
@@ -3510,14 +3448,12 @@
         </w:rPr>
         <w:t xml:space="preserve"> (классы </w:t>
       </w:r>
-      <w:proofErr w:type="spellStart"/>
       <w:r>
         <w:rPr>
           <w:rFonts w:cs="Times New Roman"/>
         </w:rPr>
         <w:t>QNetworkAccessManager</w:t>
       </w:r>
-      <w:proofErr w:type="spellEnd"/>
       <w:r>
         <w:rPr>
           <w:rFonts w:cs="Times New Roman"/>
@@ -3525,14 +3461,12 @@
         </w:rPr>
         <w:t xml:space="preserve">, </w:t>
       </w:r>
-      <w:proofErr w:type="spellStart"/>
       <w:r>
         <w:rPr>
           <w:rFonts w:cs="Times New Roman"/>
         </w:rPr>
         <w:t>QNetworkRequest</w:t>
       </w:r>
-      <w:proofErr w:type="spellEnd"/>
       <w:r>
         <w:rPr>
           <w:rFonts w:cs="Times New Roman"/>
@@ -3540,14 +3474,12 @@
         </w:rPr>
         <w:t xml:space="preserve">, </w:t>
       </w:r>
-      <w:proofErr w:type="spellStart"/>
       <w:r>
         <w:rPr>
           <w:rFonts w:cs="Times New Roman"/>
         </w:rPr>
         <w:t>QNetworkReply</w:t>
       </w:r>
-      <w:proofErr w:type="spellEnd"/>
       <w:r>
         <w:rPr>
           <w:rFonts w:cs="Times New Roman"/>
@@ -3568,14 +3500,12 @@
         </w:rPr>
         <w:t xml:space="preserve">-пакетов средствами классов </w:t>
       </w:r>
-      <w:proofErr w:type="spellStart"/>
       <w:r>
         <w:rPr>
           <w:rFonts w:cs="Times New Roman"/>
         </w:rPr>
         <w:t>QJsonDocument</w:t>
       </w:r>
-      <w:proofErr w:type="spellEnd"/>
       <w:r>
         <w:rPr>
           <w:rFonts w:cs="Times New Roman"/>
@@ -3583,14 +3513,12 @@
         </w:rPr>
         <w:t xml:space="preserve">, </w:t>
       </w:r>
-      <w:proofErr w:type="spellStart"/>
       <w:r>
         <w:rPr>
           <w:rFonts w:cs="Times New Roman"/>
         </w:rPr>
         <w:t>QJsonObject</w:t>
       </w:r>
-      <w:proofErr w:type="spellEnd"/>
       <w:r>
         <w:rPr>
           <w:rFonts w:cs="Times New Roman"/>
@@ -3598,14 +3526,12 @@
         </w:rPr>
         <w:t xml:space="preserve">, </w:t>
       </w:r>
-      <w:proofErr w:type="spellStart"/>
       <w:r>
         <w:rPr>
           <w:rFonts w:cs="Times New Roman"/>
         </w:rPr>
         <w:t>QJsonArray</w:t>
       </w:r>
-      <w:proofErr w:type="spellEnd"/>
       <w:r>
         <w:rPr>
           <w:rFonts w:cs="Times New Roman"/>
@@ -3667,7 +3593,28 @@
           <w:rFonts w:cs="Times New Roman"/>
           <w:lang w:val="ru-RU"/>
         </w:rPr>
-        <w:t>Архитектура Системы должна обеспечивать возможность добавления новых музыкальных карт, графических элементов оформления и модификации алгоритмов подсчета очков без изменения программного ядра приложения.</w:t>
+        <w:t>Архитектура Системы должна обеспечивать возможность добавления новых музыкальных карт</w:t>
+      </w:r>
+      <w:r>
+        <w:rPr>
+          <w:rFonts w:cs="Times New Roman"/>
+          <w:lang w:val="ru-RU"/>
+        </w:rPr>
+        <w:t xml:space="preserve"> </w:t>
+      </w:r>
+      <w:r>
+        <w:rPr>
+          <w:rFonts w:cs="Times New Roman"/>
+          <w:lang w:val="ru-RU"/>
+        </w:rPr>
+        <w:t xml:space="preserve">и </w:t>
+      </w:r>
+      <w:r>
+        <w:rPr>
+          <w:rFonts w:cs="Times New Roman"/>
+          <w:lang w:val="ru-RU"/>
+        </w:rPr>
+        <w:t>графических элементов оформления без изменения программного ядра приложения.</w:t>
       </w:r>
     </w:p>
     <w:p>
@@ -3931,47 +3878,20 @@
           <w:rFonts w:cs="Times New Roman"/>
           <w:lang w:val="ru-RU"/>
         </w:rPr>
-        <w:t xml:space="preserve">вертикальный список доступных карт </w:t>
-      </w:r>
-      <w:proofErr w:type="gramStart"/>
-      <w:r>
-        <w:rPr>
-          <w:rFonts w:cs="Times New Roman"/>
-          <w:lang w:val="ru-RU"/>
-        </w:rPr>
-        <w:t>формата .</w:t>
-      </w:r>
-      <w:proofErr w:type="spellStart"/>
+        <w:t>вертикальный список доступных карт формата .</w:t>
+      </w:r>
       <w:r>
         <w:rPr>
           <w:rFonts w:cs="Times New Roman"/>
         </w:rPr>
         <w:t>bkey</w:t>
       </w:r>
-      <w:proofErr w:type="spellEnd"/>
-      <w:proofErr w:type="gramEnd"/>
-      <w:r>
-        <w:rPr>
-          <w:rFonts w:cs="Times New Roman"/>
-          <w:lang w:val="ru-RU"/>
-        </w:rPr>
-        <w:t xml:space="preserve">, обнаруженных в локальном </w:t>
-      </w:r>
-      <w:proofErr w:type="gramStart"/>
-      <w:r>
-        <w:rPr>
-          <w:rFonts w:cs="Times New Roman"/>
-          <w:lang w:val="ru-RU"/>
-        </w:rPr>
-        <w:t>каталоге .</w:t>
-      </w:r>
-      <w:proofErr w:type="gramEnd"/>
-      <w:r>
-        <w:rPr>
-          <w:rFonts w:cs="Times New Roman"/>
-          <w:lang w:val="ru-RU"/>
-        </w:rPr>
-        <w:t>/</w:t>
+      <w:r>
+        <w:rPr>
+          <w:rFonts w:cs="Times New Roman"/>
+          <w:lang w:val="ru-RU"/>
+        </w:rPr>
+        <w:t>, обнаруженных в локальном каталоге ./</w:t>
       </w:r>
       <w:r>
         <w:rPr>
@@ -4028,14 +3948,12 @@
         </w:rPr>
         <w:t>.</w:t>
       </w:r>
-      <w:proofErr w:type="spellStart"/>
       <w:r>
         <w:rPr>
           <w:rFonts w:cs="Times New Roman"/>
         </w:rPr>
         <w:t>png</w:t>
       </w:r>
-      <w:proofErr w:type="spellEnd"/>
       <w:r>
         <w:rPr>
           <w:rFonts w:cs="Times New Roman"/>
@@ -4059,14 +3977,12 @@
         </w:rPr>
         <w:t xml:space="preserve">подсистему аудио-предпросмотра: при выборе карты из списка Система автоматически запускает воспроизведение фрагмента трека длительностью 15 секунд с временной позиции </w:t>
       </w:r>
-      <w:proofErr w:type="spellStart"/>
       <w:r>
         <w:rPr>
           <w:rFonts w:cs="Times New Roman"/>
         </w:rPr>
         <w:t>previewTimeMs</w:t>
       </w:r>
-      <w:proofErr w:type="spellEnd"/>
       <w:r>
         <w:rPr>
           <w:rFonts w:cs="Times New Roman"/>
@@ -4260,14 +4176,12 @@
         </w:rPr>
         <w:t>.</w:t>
       </w:r>
-      <w:proofErr w:type="spellStart"/>
       <w:r>
         <w:rPr>
           <w:rFonts w:cs="Times New Roman"/>
         </w:rPr>
         <w:t>ini</w:t>
       </w:r>
-      <w:proofErr w:type="spellEnd"/>
       <w:r>
         <w:rPr>
           <w:rFonts w:cs="Times New Roman"/>
@@ -4785,14 +4699,12 @@
         </w:rPr>
         <w:t>.</w:t>
       </w:r>
-      <w:proofErr w:type="spellStart"/>
       <w:r>
         <w:rPr>
           <w:rFonts w:cs="Times New Roman"/>
         </w:rPr>
         <w:t>ini</w:t>
       </w:r>
-      <w:proofErr w:type="spellEnd"/>
       <w:r>
         <w:rPr>
           <w:rFonts w:cs="Times New Roman"/>
@@ -4857,47 +4769,20 @@
           <w:rFonts w:cs="Times New Roman"/>
           <w:lang w:val="ru-RU"/>
         </w:rPr>
-        <w:t xml:space="preserve">управление локальной коллекцией карт: импорт новых карт </w:t>
-      </w:r>
-      <w:proofErr w:type="gramStart"/>
-      <w:r>
-        <w:rPr>
-          <w:rFonts w:cs="Times New Roman"/>
-          <w:lang w:val="ru-RU"/>
-        </w:rPr>
-        <w:t>формата .</w:t>
-      </w:r>
-      <w:proofErr w:type="spellStart"/>
+        <w:t>управление локальной коллекцией карт: импорт новых карт формата .</w:t>
+      </w:r>
       <w:r>
         <w:rPr>
           <w:rFonts w:cs="Times New Roman"/>
         </w:rPr>
         <w:t>bkey</w:t>
       </w:r>
-      <w:proofErr w:type="spellEnd"/>
-      <w:proofErr w:type="gramEnd"/>
-      <w:r>
-        <w:rPr>
-          <w:rFonts w:cs="Times New Roman"/>
-          <w:lang w:val="ru-RU"/>
-        </w:rPr>
-        <w:t xml:space="preserve">, удаление выбранных карт и автоматическое сканирование </w:t>
-      </w:r>
-      <w:proofErr w:type="gramStart"/>
-      <w:r>
-        <w:rPr>
-          <w:rFonts w:cs="Times New Roman"/>
-          <w:lang w:val="ru-RU"/>
-        </w:rPr>
-        <w:t>каталога .</w:t>
-      </w:r>
-      <w:proofErr w:type="gramEnd"/>
-      <w:r>
-        <w:rPr>
-          <w:rFonts w:cs="Times New Roman"/>
-          <w:lang w:val="ru-RU"/>
-        </w:rPr>
-        <w:t>/</w:t>
+      <w:r>
+        <w:rPr>
+          <w:rFonts w:cs="Times New Roman"/>
+          <w:lang w:val="ru-RU"/>
+        </w:rPr>
+        <w:t>, удаление выбранных карт и автоматическое сканирование каталога ./</w:t>
       </w:r>
       <w:r>
         <w:rPr>
@@ -5049,14 +4934,12 @@
         </w:rPr>
         <w:t>.</w:t>
       </w:r>
-      <w:proofErr w:type="spellStart"/>
       <w:r>
         <w:rPr>
           <w:rFonts w:cs="Times New Roman"/>
         </w:rPr>
         <w:t>ini</w:t>
       </w:r>
-      <w:proofErr w:type="spellEnd"/>
       <w:r>
         <w:rPr>
           <w:rFonts w:cs="Times New Roman"/>
@@ -5229,25 +5112,14 @@
           <w:rFonts w:cs="Times New Roman"/>
           <w:lang w:val="ru-RU"/>
         </w:rPr>
-        <w:t xml:space="preserve">Модуль работы с форматом </w:t>
-      </w:r>
-      <w:proofErr w:type="gramStart"/>
-      <w:r>
-        <w:rPr>
-          <w:rFonts w:cs="Times New Roman"/>
-          <w:lang w:val="ru-RU"/>
-        </w:rPr>
-        <w:t>карт .</w:t>
-      </w:r>
-      <w:proofErr w:type="spellStart"/>
+        <w:t>Модуль работы с форматом карт .</w:t>
+      </w:r>
       <w:r>
         <w:rPr>
           <w:rFonts w:cs="Times New Roman"/>
         </w:rPr>
         <w:t>bkey</w:t>
       </w:r>
-      <w:proofErr w:type="spellEnd"/>
-      <w:proofErr w:type="gramEnd"/>
       <w:r>
         <w:rPr>
           <w:rFonts w:cs="Times New Roman"/>
@@ -5268,7 +5140,6 @@
         </w:rPr>
         <w:t xml:space="preserve">-пакетов, парсинг и валидация </w:t>
       </w:r>
-      <w:proofErr w:type="gramStart"/>
       <w:r>
         <w:rPr>
           <w:rFonts w:cs="Times New Roman"/>
@@ -5282,15 +5153,12 @@
         </w:rPr>
         <w:t>.</w:t>
       </w:r>
-      <w:proofErr w:type="spellStart"/>
       <w:r>
         <w:rPr>
           <w:rFonts w:cs="Times New Roman"/>
         </w:rPr>
         <w:t>json</w:t>
       </w:r>
-      <w:proofErr w:type="spellEnd"/>
-      <w:proofErr w:type="gramEnd"/>
       <w:r>
         <w:rPr>
           <w:rFonts w:cs="Times New Roman"/>
@@ -5309,41 +5177,14 @@
           <w:rFonts w:cs="Times New Roman"/>
           <w:lang w:val="ru-RU"/>
         </w:rPr>
-        <w:t xml:space="preserve">-256 </w:t>
-      </w:r>
-      <w:proofErr w:type="spellStart"/>
-      <w:r>
-        <w:rPr>
-          <w:rFonts w:cs="Times New Roman"/>
-          <w:lang w:val="ru-RU"/>
-        </w:rPr>
-        <w:t>хеша</w:t>
-      </w:r>
-      <w:proofErr w:type="spellEnd"/>
-      <w:r>
-        <w:rPr>
-          <w:rFonts w:cs="Times New Roman"/>
-          <w:lang w:val="ru-RU"/>
-        </w:rPr>
-        <w:t xml:space="preserve"> карты, сериализация и экспорт </w:t>
-      </w:r>
-      <w:proofErr w:type="gramStart"/>
-      <w:r>
-        <w:rPr>
-          <w:rFonts w:cs="Times New Roman"/>
-          <w:lang w:val="ru-RU"/>
-        </w:rPr>
-        <w:t>в .</w:t>
-      </w:r>
-      <w:proofErr w:type="spellStart"/>
+        <w:t>-256 хеша карты, сериализация и экспорт в .</w:t>
+      </w:r>
       <w:r>
         <w:rPr>
           <w:rFonts w:cs="Times New Roman"/>
         </w:rPr>
         <w:t>bkey</w:t>
       </w:r>
-      <w:proofErr w:type="spellEnd"/>
-      <w:proofErr w:type="gramEnd"/>
       <w:r>
         <w:rPr>
           <w:rFonts w:cs="Times New Roman"/>
@@ -5464,14 +5305,12 @@
         </w:rPr>
         <w:t>.</w:t>
       </w:r>
-      <w:proofErr w:type="spellStart"/>
       <w:r>
         <w:rPr>
           <w:rFonts w:cs="Times New Roman"/>
         </w:rPr>
         <w:t>ini</w:t>
       </w:r>
-      <w:proofErr w:type="spellEnd"/>
       <w:r>
         <w:rPr>
           <w:rFonts w:cs="Times New Roman"/>
@@ -5572,14 +5411,12 @@
         </w:rPr>
         <w:t xml:space="preserve"> = 0, </w:t>
       </w:r>
-      <w:proofErr w:type="spellStart"/>
       <w:r>
         <w:rPr>
           <w:rFonts w:cs="Times New Roman"/>
         </w:rPr>
         <w:t>MaxCombo</w:t>
       </w:r>
-      <w:proofErr w:type="spellEnd"/>
       <w:r>
         <w:rPr>
           <w:rFonts w:cs="Times New Roman"/>
@@ -5680,57 +5517,48 @@
           <w:b/>
           <w:lang w:val="ru-RU"/>
         </w:rPr>
+        <w:t xml:space="preserve">4.7.1.2. Вступительный период: </w:t>
+      </w:r>
+      <w:r>
+        <w:rPr>
+          <w:rFonts w:cs="Times New Roman"/>
+          <w:lang w:val="ru-RU"/>
+        </w:rPr>
+        <w:t xml:space="preserve">отрезок времени от 0 мс до момента </w:t>
+      </w:r>
+      <w:r>
+        <w:rPr>
+          <w:rFonts w:cs="Times New Roman"/>
+        </w:rPr>
+        <w:t>t</w:t>
+      </w:r>
+      <w:r>
+        <w:rPr>
+          <w:rFonts w:cs="Times New Roman"/>
+          <w:lang w:val="ru-RU"/>
+        </w:rPr>
+        <w:t xml:space="preserve"> = </w:t>
+      </w:r>
+      <w:r>
+        <w:rPr>
+          <w:rFonts w:cs="Times New Roman"/>
+        </w:rPr>
+        <w:t>t</w:t>
+      </w:r>
+      <w:r>
+        <w:rPr>
+          <w:rFonts w:cs="Times New Roman"/>
+          <w:lang w:val="ru-RU"/>
+        </w:rPr>
+        <w:t xml:space="preserve">_первая_нота - 100 мс (за 100 мс до момента удара первой ноты карты). В течение </w:t>
+      </w:r>
+      <w:r>
+        <w:rPr>
+          <w:rFonts w:cs="Times New Roman"/>
+          <w:lang w:val="ru-RU"/>
+        </w:rPr>
         <w:lastRenderedPageBreak/>
-        <w:t xml:space="preserve">4.7.1.2. Вступительный период: </w:t>
-      </w:r>
-      <w:r>
-        <w:rPr>
-          <w:rFonts w:cs="Times New Roman"/>
-          <w:lang w:val="ru-RU"/>
-        </w:rPr>
-        <w:t xml:space="preserve">отрезок времени от 0 мс до момента </w:t>
-      </w:r>
-      <w:r>
-        <w:rPr>
-          <w:rFonts w:cs="Times New Roman"/>
-        </w:rPr>
-        <w:t>t</w:t>
-      </w:r>
-      <w:r>
-        <w:rPr>
-          <w:rFonts w:cs="Times New Roman"/>
-          <w:lang w:val="ru-RU"/>
-        </w:rPr>
-        <w:t xml:space="preserve"> = </w:t>
-      </w:r>
-      <w:r>
-        <w:rPr>
-          <w:rFonts w:cs="Times New Roman"/>
-        </w:rPr>
-        <w:t>t</w:t>
-      </w:r>
-      <w:r>
-        <w:rPr>
-          <w:rFonts w:cs="Times New Roman"/>
-          <w:lang w:val="ru-RU"/>
-        </w:rPr>
-        <w:t>_</w:t>
-      </w:r>
-      <w:proofErr w:type="spellStart"/>
-      <w:r>
-        <w:rPr>
-          <w:rFonts w:cs="Times New Roman"/>
-          <w:lang w:val="ru-RU"/>
-        </w:rPr>
-        <w:t>первая_нота</w:t>
-      </w:r>
-      <w:proofErr w:type="spellEnd"/>
-      <w:r>
-        <w:rPr>
-          <w:rFonts w:cs="Times New Roman"/>
-          <w:lang w:val="ru-RU"/>
-        </w:rPr>
-        <w:t xml:space="preserve"> - 100 мс (за 100 мс до момента удара первой ноты карты). В течение вступительного периода нажатия назначенных игровых клавиш игнорируются Системой, штрафные очки не начисляются, уровень здоровья </w:t>
+        <w:t xml:space="preserve">вступительного периода нажатия назначенных игровых клавиш игнорируются Системой, штрафные очки не начисляются, уровень здоровья </w:t>
       </w:r>
       <w:r>
         <w:rPr>
@@ -5767,17 +5595,14 @@
           <w:rFonts w:cs="Times New Roman"/>
           <w:lang w:val="ru-RU"/>
         </w:rPr>
-        <w:t xml:space="preserve">каждая нота появляется на правой границе игровой дорожки за 1000 мс (время </w:t>
-      </w:r>
-      <w:proofErr w:type="spellStart"/>
-      <w:r>
-        <w:rPr>
-          <w:rFonts w:cs="Times New Roman"/>
-          <w:lang w:val="ru-RU"/>
-        </w:rPr>
-        <w:t>долета</w:t>
-      </w:r>
-      <w:proofErr w:type="spellEnd"/>
+        <w:t xml:space="preserve">каждая нота появляется на правой границе игровой дорожки за 1000 мс (время долета </w:t>
+      </w:r>
+      <w:r>
+        <w:rPr>
+          <w:rFonts w:cs="Times New Roman"/>
+        </w:rPr>
+        <w:t>Travel</w:t>
+      </w:r>
       <w:r>
         <w:rPr>
           <w:rFonts w:cs="Times New Roman"/>
@@ -5789,19 +5614,6 @@
         <w:rPr>
           <w:rFonts w:cs="Times New Roman"/>
         </w:rPr>
-        <w:t>Travel</w:t>
-      </w:r>
-      <w:r>
-        <w:rPr>
-          <w:rFonts w:cs="Times New Roman"/>
-          <w:lang w:val="ru-RU"/>
-        </w:rPr>
-        <w:t xml:space="preserve"> </w:t>
-      </w:r>
-      <w:r>
-        <w:rPr>
-          <w:rFonts w:cs="Times New Roman"/>
-        </w:rPr>
         <w:t>Time</w:t>
       </w:r>
       <w:r>
@@ -5824,14 +5636,12 @@
         </w:rPr>
         <w:t xml:space="preserve">_ноты и движется горизонтально справа налево с постоянной скоростью к фиксированной зоне нажатия, расположенной в левой части экрана. Частота обновления кадров рендеринга составляет не менее 60 кадров/с на базе таймера </w:t>
       </w:r>
-      <w:proofErr w:type="spellStart"/>
       <w:r>
         <w:rPr>
           <w:rFonts w:cs="Times New Roman"/>
         </w:rPr>
         <w:t>QElapsedTimer</w:t>
       </w:r>
-      <w:proofErr w:type="spellEnd"/>
       <w:r>
         <w:rPr>
           <w:rFonts w:cs="Times New Roman"/>
@@ -6002,29 +5812,18 @@
         </w:rPr>
         <w:t>-&gt;</w:t>
       </w:r>
-      <w:proofErr w:type="spellStart"/>
-      <w:proofErr w:type="gramStart"/>
       <w:r>
         <w:rPr>
           <w:rFonts w:cs="Times New Roman"/>
         </w:rPr>
         <w:t>isAutoRepeat</w:t>
       </w:r>
-      <w:proofErr w:type="spellEnd"/>
-      <w:r>
-        <w:rPr>
-          <w:rFonts w:cs="Times New Roman"/>
-          <w:lang w:val="ru-RU"/>
-        </w:rPr>
-        <w:t>(</w:t>
-      </w:r>
-      <w:proofErr w:type="gramEnd"/>
-      <w:r>
-        <w:rPr>
-          <w:rFonts w:cs="Times New Roman"/>
-          <w:lang w:val="ru-RU"/>
-        </w:rPr>
-        <w:t xml:space="preserve">) == </w:t>
+      <w:r>
+        <w:rPr>
+          <w:rFonts w:cs="Times New Roman"/>
+          <w:lang w:val="ru-RU"/>
+        </w:rPr>
+        <w:t xml:space="preserve">() == </w:t>
       </w:r>
       <w:r>
         <w:rPr>
@@ -6063,14 +5862,12 @@
         </w:rPr>
         <w:t>Окна точности (тайминг-окна) и классификация попаданий. При нажатии назначенной клавиши вне вступительного периода Система рассчитывает абсолютную временную погрешность: |</w:t>
       </w:r>
-      <w:proofErr w:type="spellStart"/>
       <w:r>
         <w:rPr>
           <w:rFonts w:cs="Times New Roman"/>
         </w:rPr>
         <w:t>Δt</w:t>
       </w:r>
-      <w:proofErr w:type="spellEnd"/>
       <w:r>
         <w:rPr>
           <w:rFonts w:cs="Times New Roman"/>
@@ -6180,14 +5977,12 @@
         </w:rPr>
         <w:t>|</w:t>
       </w:r>
-      <w:proofErr w:type="spellStart"/>
       <w:r>
         <w:rPr>
           <w:rFonts w:cs="Times New Roman"/>
         </w:rPr>
         <w:t>Δt</w:t>
       </w:r>
-      <w:proofErr w:type="spellEnd"/>
       <w:r>
         <w:rPr>
           <w:rFonts w:cs="Times New Roman"/>
@@ -6195,14 +5990,12 @@
         </w:rPr>
         <w:t xml:space="preserve">| &lt;= 25 мс. Базовые очки: </w:t>
       </w:r>
-      <w:proofErr w:type="spellStart"/>
       <w:r>
         <w:rPr>
           <w:rFonts w:cs="Times New Roman"/>
         </w:rPr>
         <w:t>BaseScore</w:t>
       </w:r>
-      <w:proofErr w:type="spellEnd"/>
       <w:r>
         <w:rPr>
           <w:rFonts w:cs="Times New Roman"/>
@@ -6223,7 +6016,6 @@
         </w:rPr>
         <w:t xml:space="preserve"> = </w:t>
       </w:r>
-      <w:proofErr w:type="gramStart"/>
       <w:r>
         <w:rPr>
           <w:rFonts w:cs="Times New Roman"/>
@@ -6235,15 +6027,7 @@
           <w:rFonts w:cs="Times New Roman"/>
           <w:lang w:val="ru-RU"/>
         </w:rPr>
-        <w:t>(</w:t>
-      </w:r>
-      <w:proofErr w:type="gramEnd"/>
-      <w:r>
-        <w:rPr>
-          <w:rFonts w:cs="Times New Roman"/>
-          <w:lang w:val="ru-RU"/>
-        </w:rPr>
-        <w:t xml:space="preserve">100, </w:t>
+        <w:t xml:space="preserve">(100, </w:t>
       </w:r>
       <w:r>
         <w:rPr>
@@ -6345,25 +6129,14 @@
           <w:rFonts w:cs="Times New Roman"/>
           <w:lang w:val="ru-RU"/>
         </w:rPr>
-        <w:t xml:space="preserve">25 мс </w:t>
-      </w:r>
-      <w:proofErr w:type="gramStart"/>
-      <w:r>
-        <w:rPr>
-          <w:rFonts w:cs="Times New Roman"/>
-          <w:lang w:val="ru-RU"/>
-        </w:rPr>
-        <w:t>&lt; |</w:t>
-      </w:r>
-      <w:proofErr w:type="spellStart"/>
-      <w:proofErr w:type="gramEnd"/>
+        <w:t>25 мс &lt; |</w:t>
+      </w:r>
       <w:r>
         <w:rPr>
           <w:rFonts w:cs="Times New Roman"/>
         </w:rPr>
         <w:t>Δt</w:t>
       </w:r>
-      <w:proofErr w:type="spellEnd"/>
       <w:r>
         <w:rPr>
           <w:rFonts w:cs="Times New Roman"/>
@@ -6371,14 +6144,12 @@
         </w:rPr>
         <w:t xml:space="preserve">| &lt;= 50 мс. Базовые очки: </w:t>
       </w:r>
-      <w:proofErr w:type="spellStart"/>
       <w:r>
         <w:rPr>
           <w:rFonts w:cs="Times New Roman"/>
         </w:rPr>
         <w:t>BaseScore</w:t>
       </w:r>
-      <w:proofErr w:type="spellEnd"/>
       <w:r>
         <w:rPr>
           <w:rFonts w:cs="Times New Roman"/>
@@ -6399,7 +6170,6 @@
         </w:rPr>
         <w:t xml:space="preserve"> = </w:t>
       </w:r>
-      <w:proofErr w:type="gramStart"/>
       <w:r>
         <w:rPr>
           <w:rFonts w:cs="Times New Roman"/>
@@ -6411,15 +6181,7 @@
           <w:rFonts w:cs="Times New Roman"/>
           <w:lang w:val="ru-RU"/>
         </w:rPr>
-        <w:t>(</w:t>
-      </w:r>
-      <w:proofErr w:type="gramEnd"/>
-      <w:r>
-        <w:rPr>
-          <w:rFonts w:cs="Times New Roman"/>
-          <w:lang w:val="ru-RU"/>
-        </w:rPr>
-        <w:t xml:space="preserve">100, </w:t>
+        <w:t xml:space="preserve">(100, </w:t>
       </w:r>
       <w:r>
         <w:rPr>
@@ -6521,25 +6283,14 @@
           <w:rFonts w:cs="Times New Roman"/>
           <w:lang w:val="ru-RU"/>
         </w:rPr>
-        <w:t xml:space="preserve">50 мс </w:t>
-      </w:r>
-      <w:proofErr w:type="gramStart"/>
-      <w:r>
-        <w:rPr>
-          <w:rFonts w:cs="Times New Roman"/>
-          <w:lang w:val="ru-RU"/>
-        </w:rPr>
-        <w:t>&lt; |</w:t>
-      </w:r>
-      <w:proofErr w:type="spellStart"/>
-      <w:proofErr w:type="gramEnd"/>
+        <w:t>50 мс &lt; |</w:t>
+      </w:r>
       <w:r>
         <w:rPr>
           <w:rFonts w:cs="Times New Roman"/>
         </w:rPr>
         <w:t>Δt</w:t>
       </w:r>
-      <w:proofErr w:type="spellEnd"/>
       <w:r>
         <w:rPr>
           <w:rFonts w:cs="Times New Roman"/>
@@ -6547,14 +6298,12 @@
         </w:rPr>
         <w:t xml:space="preserve">| &lt;= 100 мс. Базовые очки: </w:t>
       </w:r>
-      <w:proofErr w:type="spellStart"/>
       <w:r>
         <w:rPr>
           <w:rFonts w:cs="Times New Roman"/>
         </w:rPr>
         <w:t>BaseScore</w:t>
       </w:r>
-      <w:proofErr w:type="spellEnd"/>
       <w:r>
         <w:rPr>
           <w:rFonts w:cs="Times New Roman"/>
@@ -6679,14 +6428,12 @@
         </w:rPr>
         <w:t>фиксируется в двух случаях: при нажатии назначенной клавиши, когда |</w:t>
       </w:r>
-      <w:proofErr w:type="spellStart"/>
       <w:r>
         <w:rPr>
           <w:rFonts w:cs="Times New Roman"/>
         </w:rPr>
         <w:t>Δt</w:t>
       </w:r>
-      <w:proofErr w:type="spellEnd"/>
       <w:r>
         <w:rPr>
           <w:rFonts w:cs="Times New Roman"/>
@@ -6720,14 +6467,12 @@
         </w:rPr>
         <w:t xml:space="preserve">_ноты &gt; 120 мс) без нажатия клавиши игроком (автопромах). В обоих случаях: базовые очки </w:t>
       </w:r>
-      <w:proofErr w:type="spellStart"/>
       <w:r>
         <w:rPr>
           <w:rFonts w:cs="Times New Roman"/>
         </w:rPr>
         <w:t>BaseScore</w:t>
       </w:r>
-      <w:proofErr w:type="spellEnd"/>
       <w:r>
         <w:rPr>
           <w:rFonts w:cs="Times New Roman"/>
@@ -6748,7 +6493,6 @@
         </w:rPr>
         <w:t xml:space="preserve"> = </w:t>
       </w:r>
-      <w:proofErr w:type="gramStart"/>
       <w:r>
         <w:rPr>
           <w:rFonts w:cs="Times New Roman"/>
@@ -6760,15 +6504,7 @@
           <w:rFonts w:cs="Times New Roman"/>
           <w:lang w:val="ru-RU"/>
         </w:rPr>
-        <w:t>(</w:t>
-      </w:r>
-      <w:proofErr w:type="gramEnd"/>
-      <w:r>
-        <w:rPr>
-          <w:rFonts w:cs="Times New Roman"/>
-          <w:lang w:val="ru-RU"/>
-        </w:rPr>
-        <w:t xml:space="preserve">0, </w:t>
+        <w:t xml:space="preserve">(0, </w:t>
       </w:r>
       <w:r>
         <w:rPr>
@@ -6863,65 +6599,68 @@
           <w:b/>
           <w:lang w:val="ru-RU"/>
         </w:rPr>
+        <w:t xml:space="preserve">4.7.4. </w:t>
+      </w:r>
+      <w:r>
+        <w:rPr>
+          <w:rFonts w:cs="Times New Roman"/>
+          <w:lang w:val="ru-RU"/>
+        </w:rPr>
+        <w:t>Обработка перекрытия нот (</w:t>
+      </w:r>
+      <w:r>
+        <w:rPr>
+          <w:rFonts w:cs="Times New Roman"/>
+        </w:rPr>
+        <w:t>Note</w:t>
+      </w:r>
+      <w:r>
+        <w:rPr>
+          <w:rFonts w:cs="Times New Roman"/>
+          <w:lang w:val="ru-RU"/>
+        </w:rPr>
+        <w:t xml:space="preserve"> </w:t>
+      </w:r>
+      <w:r>
+        <w:rPr>
+          <w:rFonts w:cs="Times New Roman"/>
+        </w:rPr>
+        <w:t>Overlap</w:t>
+      </w:r>
+      <w:r>
+        <w:rPr>
+          <w:rFonts w:cs="Times New Roman"/>
+          <w:lang w:val="ru-RU"/>
+        </w:rPr>
+        <w:t>): если в пределах окна регистрации (|</w:t>
+      </w:r>
+      <w:r>
+        <w:rPr>
+          <w:rFonts w:cs="Times New Roman"/>
+        </w:rPr>
+        <w:t>Δt</w:t>
+      </w:r>
+      <w:r>
+        <w:rPr>
+          <w:rFonts w:cs="Times New Roman"/>
+          <w:lang w:val="ru-RU"/>
+        </w:rPr>
+        <w:t xml:space="preserve">| &lt;= 100 мс) одновременно находятся две и более несыгранные ноты, единичное нажатие </w:t>
+      </w:r>
+      <w:r>
+        <w:rPr>
+          <w:rFonts w:cs="Times New Roman"/>
+          <w:lang w:val="ru-RU"/>
+        </w:rPr>
         <w:lastRenderedPageBreak/>
-        <w:t xml:space="preserve">4.7.4. </w:t>
-      </w:r>
-      <w:r>
-        <w:rPr>
-          <w:rFonts w:cs="Times New Roman"/>
-          <w:lang w:val="ru-RU"/>
-        </w:rPr>
-        <w:t>Обработка перекрытия нот (</w:t>
-      </w:r>
-      <w:r>
-        <w:rPr>
-          <w:rFonts w:cs="Times New Roman"/>
-        </w:rPr>
-        <w:t>Note</w:t>
-      </w:r>
-      <w:r>
-        <w:rPr>
-          <w:rFonts w:cs="Times New Roman"/>
-          <w:lang w:val="ru-RU"/>
-        </w:rPr>
-        <w:t xml:space="preserve"> </w:t>
-      </w:r>
-      <w:r>
-        <w:rPr>
-          <w:rFonts w:cs="Times New Roman"/>
-        </w:rPr>
-        <w:t>Overlap</w:t>
-      </w:r>
-      <w:r>
-        <w:rPr>
-          <w:rFonts w:cs="Times New Roman"/>
-          <w:lang w:val="ru-RU"/>
-        </w:rPr>
-        <w:t>): если в пределах окна регистрации (|</w:t>
-      </w:r>
-      <w:proofErr w:type="spellStart"/>
+        <w:t>клавиши регистрирует ровно одну ноту — ближайшую к линии зоны нажатия (имеющую наименьшее значение |</w:t>
+      </w:r>
       <w:r>
         <w:rPr>
           <w:rFonts w:cs="Times New Roman"/>
         </w:rPr>
         <w:t>Δt</w:t>
       </w:r>
-      <w:proofErr w:type="spellEnd"/>
-      <w:r>
-        <w:rPr>
-          <w:rFonts w:cs="Times New Roman"/>
-          <w:lang w:val="ru-RU"/>
-        </w:rPr>
-        <w:t>| &lt;= 100 мс) одновременно находятся две и более несыгранные ноты, единичное нажатие клавиши регистрирует ровно одну ноту — ближайшую к линии зоны нажатия (имеющую наименьшее значение |</w:t>
-      </w:r>
-      <w:proofErr w:type="spellStart"/>
-      <w:r>
-        <w:rPr>
-          <w:rFonts w:cs="Times New Roman"/>
-        </w:rPr>
-        <w:t>Δt</w:t>
-      </w:r>
-      <w:proofErr w:type="spellEnd"/>
       <w:r>
         <w:rPr>
           <w:rFonts w:cs="Times New Roman"/>
@@ -6953,14 +6692,12 @@
         </w:rPr>
         <w:t>Защита от спама клавиш (штраф за ложные нажатия): если пользователь производит нажатие назначенной игровой клавиши вне вступительного периода в момент времени, когда в интервале |</w:t>
       </w:r>
-      <w:proofErr w:type="spellStart"/>
       <w:r>
         <w:rPr>
           <w:rFonts w:cs="Times New Roman"/>
         </w:rPr>
         <w:t>Δt</w:t>
       </w:r>
-      <w:proofErr w:type="spellEnd"/>
       <w:r>
         <w:rPr>
           <w:rFonts w:cs="Times New Roman"/>
@@ -6981,7 +6718,6 @@
         </w:rPr>
         <w:t xml:space="preserve"> = </w:t>
       </w:r>
-      <w:proofErr w:type="gramStart"/>
       <w:r>
         <w:rPr>
           <w:rFonts w:cs="Times New Roman"/>
@@ -6993,15 +6729,7 @@
           <w:rFonts w:cs="Times New Roman"/>
           <w:lang w:val="ru-RU"/>
         </w:rPr>
-        <w:t>(</w:t>
-      </w:r>
-      <w:proofErr w:type="gramEnd"/>
-      <w:r>
-        <w:rPr>
-          <w:rFonts w:cs="Times New Roman"/>
-          <w:lang w:val="ru-RU"/>
-        </w:rPr>
-        <w:t xml:space="preserve">0, </w:t>
+        <w:t xml:space="preserve">(0, </w:t>
       </w:r>
       <w:r>
         <w:rPr>
@@ -7079,14 +6807,12 @@
         </w:rPr>
         <w:t>Формула начисления очков за попадание (</w:t>
       </w:r>
-      <w:proofErr w:type="spellStart"/>
       <w:r>
         <w:rPr>
           <w:rFonts w:cs="Times New Roman"/>
         </w:rPr>
         <w:t>HitScore</w:t>
       </w:r>
-      <w:proofErr w:type="spellEnd"/>
       <w:r>
         <w:rPr>
           <w:rFonts w:cs="Times New Roman"/>
@@ -7094,14 +6820,12 @@
         </w:rPr>
         <w:t xml:space="preserve">): за каждое успешное попадание начисляются очки по формуле: </w:t>
       </w:r>
-      <w:proofErr w:type="spellStart"/>
       <w:r>
         <w:rPr>
           <w:rFonts w:cs="Times New Roman"/>
         </w:rPr>
         <w:t>HitScore</w:t>
       </w:r>
-      <w:proofErr w:type="spellEnd"/>
       <w:r>
         <w:rPr>
           <w:rFonts w:cs="Times New Roman"/>
@@ -7109,14 +6833,12 @@
         </w:rPr>
         <w:t xml:space="preserve"> = </w:t>
       </w:r>
-      <w:proofErr w:type="spellStart"/>
       <w:r>
         <w:rPr>
           <w:rFonts w:cs="Times New Roman"/>
         </w:rPr>
         <w:t>BaseScore</w:t>
       </w:r>
-      <w:proofErr w:type="spellEnd"/>
       <w:r>
         <w:rPr>
           <w:rFonts w:cs="Times New Roman"/>
@@ -7124,7 +6846,6 @@
         </w:rPr>
         <w:t xml:space="preserve"> * (1 + </w:t>
       </w:r>
-      <w:proofErr w:type="gramStart"/>
       <w:r>
         <w:rPr>
           <w:rFonts w:cs="Times New Roman"/>
@@ -7138,7 +6859,6 @@
         </w:rPr>
         <w:t>(</w:t>
       </w:r>
-      <w:proofErr w:type="gramEnd"/>
       <w:r>
         <w:rPr>
           <w:rFonts w:cs="Times New Roman"/>
@@ -7152,14 +6872,12 @@
         </w:rPr>
         <w:t xml:space="preserve">, 100) / 25), где </w:t>
       </w:r>
-      <w:proofErr w:type="spellStart"/>
       <w:r>
         <w:rPr>
           <w:rFonts w:cs="Times New Roman"/>
         </w:rPr>
         <w:t>BaseScore</w:t>
       </w:r>
-      <w:proofErr w:type="spellEnd"/>
       <w:r>
         <w:rPr>
           <w:rFonts w:cs="Times New Roman"/>
@@ -7180,14 +6898,12 @@
         </w:rPr>
         <w:t xml:space="preserve"> — текущее значение серии комбо до фиксации текущего удара. Итоговый счет раунда </w:t>
       </w:r>
-      <w:proofErr w:type="spellStart"/>
       <w:r>
         <w:rPr>
           <w:rFonts w:cs="Times New Roman"/>
         </w:rPr>
         <w:t>TotalScore</w:t>
       </w:r>
-      <w:proofErr w:type="spellEnd"/>
       <w:r>
         <w:rPr>
           <w:rFonts w:cs="Times New Roman"/>
@@ -7195,14 +6911,12 @@
         </w:rPr>
         <w:t xml:space="preserve"> формируется суммированием </w:t>
       </w:r>
-      <w:proofErr w:type="spellStart"/>
       <w:r>
         <w:rPr>
           <w:rFonts w:cs="Times New Roman"/>
         </w:rPr>
         <w:t>HitScore</w:t>
       </w:r>
-      <w:proofErr w:type="spellEnd"/>
       <w:r>
         <w:rPr>
           <w:rFonts w:cs="Times New Roman"/>
@@ -7210,14 +6924,12 @@
         </w:rPr>
         <w:t xml:space="preserve"> всех зарегистрированных нот: </w:t>
       </w:r>
-      <w:proofErr w:type="spellStart"/>
       <w:r>
         <w:rPr>
           <w:rFonts w:cs="Times New Roman"/>
         </w:rPr>
         <w:t>TotalScore</w:t>
       </w:r>
-      <w:proofErr w:type="spellEnd"/>
       <w:r>
         <w:rPr>
           <w:rFonts w:cs="Times New Roman"/>
@@ -7225,7 +6937,6 @@
         </w:rPr>
         <w:t xml:space="preserve"> = </w:t>
       </w:r>
-      <w:proofErr w:type="gramStart"/>
       <w:r>
         <w:rPr>
           <w:rFonts w:cs="Times New Roman"/>
@@ -7239,15 +6950,12 @@
         </w:rPr>
         <w:t>(</w:t>
       </w:r>
-      <w:proofErr w:type="spellStart"/>
-      <w:proofErr w:type="gramEnd"/>
       <w:r>
         <w:rPr>
           <w:rFonts w:cs="Times New Roman"/>
         </w:rPr>
         <w:t>HitScore</w:t>
       </w:r>
-      <w:proofErr w:type="spellEnd"/>
       <w:r>
         <w:rPr>
           <w:rFonts w:cs="Times New Roman"/>
@@ -7260,6 +6968,9 @@
       <w:pPr>
         <w:spacing w:after="50"/>
         <w:ind w:firstLine="709"/>
+        <w:rPr>
+          <w:lang w:val="ru-RU"/>
+        </w:rPr>
       </w:pPr>
       <w:r>
         <w:rPr>
@@ -7469,23 +7180,7 @@
           <w:rFonts w:cs="Times New Roman"/>
           <w:lang w:val="ru-RU"/>
         </w:rPr>
-        <w:t xml:space="preserve"> — суммарное количество промахов (включая </w:t>
-      </w:r>
-      <w:proofErr w:type="spellStart"/>
-      <w:r>
-        <w:rPr>
-          <w:rFonts w:cs="Times New Roman"/>
-          <w:lang w:val="ru-RU"/>
-        </w:rPr>
-        <w:t>автопромахи</w:t>
-      </w:r>
-      <w:proofErr w:type="spellEnd"/>
-      <w:r>
-        <w:rPr>
-          <w:rFonts w:cs="Times New Roman"/>
-          <w:lang w:val="ru-RU"/>
-        </w:rPr>
-        <w:t>). Точность вычисляется с округлением до сотых долей процента (0.01%).</w:t>
+        <w:t xml:space="preserve"> — суммарное количество промахов (включая автопромахи). Точность вычисляется с округлением до сотых долей процента (0.01%).</w:t>
       </w:r>
     </w:p>
     <w:p>
@@ -7563,7 +7258,6 @@
         </w:rPr>
         <w:t xml:space="preserve"> = </w:t>
       </w:r>
-      <w:proofErr w:type="gramStart"/>
       <w:r>
         <w:rPr>
           <w:rFonts w:cs="Times New Roman"/>
@@ -7575,15 +7269,7 @@
           <w:rFonts w:cs="Times New Roman"/>
           <w:lang w:val="ru-RU"/>
         </w:rPr>
-        <w:t>(</w:t>
-      </w:r>
-      <w:proofErr w:type="gramEnd"/>
-      <w:r>
-        <w:rPr>
-          <w:rFonts w:cs="Times New Roman"/>
-          <w:lang w:val="ru-RU"/>
-        </w:rPr>
-        <w:t xml:space="preserve">100, </w:t>
+        <w:t xml:space="preserve">(100, </w:t>
       </w:r>
       <w:r>
         <w:rPr>
@@ -7624,7 +7310,6 @@
         </w:rPr>
         <w:t xml:space="preserve"> = </w:t>
       </w:r>
-      <w:proofErr w:type="gramStart"/>
       <w:r>
         <w:rPr>
           <w:rFonts w:cs="Times New Roman"/>
@@ -7636,15 +7321,7 @@
           <w:rFonts w:cs="Times New Roman"/>
           <w:lang w:val="ru-RU"/>
         </w:rPr>
-        <w:t>(</w:t>
-      </w:r>
-      <w:proofErr w:type="gramEnd"/>
-      <w:r>
-        <w:rPr>
-          <w:rFonts w:cs="Times New Roman"/>
-          <w:lang w:val="ru-RU"/>
-        </w:rPr>
-        <w:t xml:space="preserve">0, </w:t>
+        <w:t xml:space="preserve">(0, </w:t>
       </w:r>
       <w:r>
         <w:rPr>
@@ -7787,7 +7464,6 @@
         </w:rPr>
         <w:t>наступает, когда обработаны все ноты карты до конца композиции и значение шкалы здоровья строго больше нуля (</w:t>
       </w:r>
-      <w:proofErr w:type="gramStart"/>
       <w:r>
         <w:rPr>
           <w:rFonts w:cs="Times New Roman"/>
@@ -7799,15 +7475,7 @@
           <w:rFonts w:cs="Times New Roman"/>
           <w:lang w:val="ru-RU"/>
         </w:rPr>
-        <w:t xml:space="preserve"> &gt;</w:t>
-      </w:r>
-      <w:proofErr w:type="gramEnd"/>
-      <w:r>
-        <w:rPr>
-          <w:rFonts w:cs="Times New Roman"/>
-          <w:lang w:val="ru-RU"/>
-        </w:rPr>
-        <w:t xml:space="preserve"> 0). Воспроизведение трека завершается, открывается экран результатов.</w:t>
+        <w:t xml:space="preserve"> &gt; 0). Воспроизведение трека завершается, открывается экран результатов.</w:t>
       </w:r>
     </w:p>
     <w:p>
@@ -7958,7 +7626,23 @@
           <w:b/>
           <w:lang w:val="ru-RU"/>
         </w:rPr>
-        <w:t>- Ранг «</w:t>
+        <w:t xml:space="preserve">- </w:t>
+      </w:r>
+      <w:r>
+        <w:rPr>
+          <w:rFonts w:cs="Times New Roman"/>
+          <w:b/>
+          <w:lang w:val="ru-RU"/>
+        </w:rPr>
+        <w:t>Ранг</w:t>
+      </w:r>
+      <w:r>
+        <w:rPr>
+          <w:rFonts w:cs="Times New Roman"/>
+          <w:b/>
+          <w:lang w:val="ru-RU"/>
+        </w:rPr>
+        <w:t xml:space="preserve"> «</w:t>
       </w:r>
       <w:r>
         <w:rPr>
@@ -7975,7 +7659,6 @@
         </w:rPr>
         <w:t xml:space="preserve">»: </w:t>
       </w:r>
-      <w:proofErr w:type="gramStart"/>
       <w:r>
         <w:rPr>
           <w:rFonts w:cs="Times New Roman"/>
@@ -7987,15 +7670,35 @@
           <w:rFonts w:cs="Times New Roman"/>
           <w:lang w:val="ru-RU"/>
         </w:rPr>
-        <w:t xml:space="preserve"> &gt;</w:t>
-      </w:r>
-      <w:proofErr w:type="gramEnd"/>
-      <w:r>
-        <w:rPr>
-          <w:rFonts w:cs="Times New Roman"/>
-          <w:lang w:val="ru-RU"/>
-        </w:rPr>
-        <w:t xml:space="preserve">= 95.00% при условии </w:t>
+        <w:t xml:space="preserve"> &gt;= 95.00% </w:t>
+      </w:r>
+      <w:r>
+        <w:rPr>
+          <w:rFonts w:cs="Times New Roman"/>
+          <w:lang w:val="ru-RU"/>
+        </w:rPr>
+        <w:t>при</w:t>
+      </w:r>
+      <w:r>
+        <w:rPr>
+          <w:rFonts w:cs="Times New Roman"/>
+          <w:lang w:val="ru-RU"/>
+        </w:rPr>
+        <w:t xml:space="preserve"> </w:t>
+      </w:r>
+      <w:r>
+        <w:rPr>
+          <w:rFonts w:cs="Times New Roman"/>
+          <w:lang w:val="ru-RU"/>
+        </w:rPr>
+        <w:t>условии</w:t>
+      </w:r>
+      <w:r>
+        <w:rPr>
+          <w:rFonts w:cs="Times New Roman"/>
+          <w:lang w:val="ru-RU"/>
+        </w:rPr>
+        <w:t xml:space="preserve"> </w:t>
       </w:r>
       <w:r>
         <w:rPr>
@@ -8029,37 +7732,12 @@
         <w:spacing w:after="50"/>
         <w:ind w:firstLine="709"/>
       </w:pPr>
-      <w:proofErr w:type="gramStart"/>
-      <w:r>
-        <w:rPr>
-          <w:rFonts w:cs="Times New Roman"/>
-          <w:b/>
-        </w:rPr>
-        <w:t xml:space="preserve">- </w:t>
-      </w:r>
-      <w:proofErr w:type="spellStart"/>
-      <w:r>
-        <w:rPr>
-          <w:rFonts w:cs="Times New Roman"/>
-          <w:b/>
-        </w:rPr>
-        <w:t>Ранг</w:t>
-      </w:r>
-      <w:proofErr w:type="spellEnd"/>
-      <w:r>
-        <w:rPr>
-          <w:rFonts w:cs="Times New Roman"/>
-          <w:b/>
-        </w:rPr>
-        <w:t xml:space="preserve"> «A»:</w:t>
-      </w:r>
-      <w:proofErr w:type="gramEnd"/>
-      <w:r>
-        <w:rPr>
-          <w:rFonts w:cs="Times New Roman"/>
-          <w:b/>
-        </w:rPr>
-        <w:t xml:space="preserve"> </w:t>
+      <w:r>
+        <w:rPr>
+          <w:rFonts w:cs="Times New Roman"/>
+          <w:b/>
+        </w:rPr>
+        <w:t xml:space="preserve">- Ранг «A»: </w:t>
       </w:r>
       <w:r>
         <w:rPr>
@@ -8078,7 +7756,6 @@
           <w:rFonts w:cs="Times New Roman"/>
           <w:b/>
         </w:rPr>
-        <w:lastRenderedPageBreak/>
         <w:t xml:space="preserve">- Ранг «B»: </w:t>
       </w:r>
       <w:r>
@@ -8140,6 +7817,7 @@
           <w:b/>
           <w:lang w:val="ru-RU"/>
         </w:rPr>
+        <w:lastRenderedPageBreak/>
         <w:t>- Ранг «</w:t>
       </w:r>
       <w:r>
@@ -8679,14 +8357,12 @@
         </w:rPr>
         <w:t xml:space="preserve">Все сетевые запросы выполняются в асинхронном неблокирующем режиме средствами класса </w:t>
       </w:r>
-      <w:proofErr w:type="spellStart"/>
       <w:r>
         <w:rPr>
           <w:rFonts w:cs="Times New Roman"/>
         </w:rPr>
         <w:t>QNetworkAccessManager</w:t>
       </w:r>
-      <w:proofErr w:type="spellEnd"/>
       <w:r>
         <w:rPr>
           <w:rFonts w:cs="Times New Roman"/>
@@ -8770,14 +8446,12 @@
         </w:rPr>
         <w:t>}.</w:t>
       </w:r>
-      <w:proofErr w:type="spellStart"/>
       <w:r>
         <w:rPr>
           <w:rFonts w:cs="Times New Roman"/>
         </w:rPr>
         <w:t>json</w:t>
       </w:r>
-      <w:proofErr w:type="spellEnd"/>
       <w:r>
         <w:rPr>
           <w:rFonts w:cs="Times New Roman"/>
@@ -8809,23 +8483,7 @@
           <w:rFonts w:cs="Times New Roman"/>
           <w:lang w:val="ru-RU"/>
         </w:rPr>
-        <w:t xml:space="preserve">} — 64-символьная шестнадцатеричная строка </w:t>
-      </w:r>
-      <w:proofErr w:type="spellStart"/>
-      <w:r>
-        <w:rPr>
-          <w:rFonts w:cs="Times New Roman"/>
-          <w:lang w:val="ru-RU"/>
-        </w:rPr>
-        <w:t>хеша</w:t>
-      </w:r>
-      <w:proofErr w:type="spellEnd"/>
-      <w:r>
-        <w:rPr>
-          <w:rFonts w:cs="Times New Roman"/>
-          <w:lang w:val="ru-RU"/>
-        </w:rPr>
-        <w:t xml:space="preserve"> карты </w:t>
+        <w:t xml:space="preserve">} — 64-символьная шестнадцатеричная строка хеша карты </w:t>
       </w:r>
       <w:r>
         <w:rPr>
@@ -8955,14 +8613,12 @@
         </w:rPr>
         <w:t xml:space="preserve"> (вещественное число) — процент точности в диапазоне от 0.00 до 100.00; </w:t>
       </w:r>
-      <w:proofErr w:type="spellStart"/>
       <w:r>
         <w:rPr>
           <w:rFonts w:cs="Times New Roman"/>
         </w:rPr>
         <w:t>maxCombo</w:t>
       </w:r>
-      <w:proofErr w:type="spellEnd"/>
       <w:r>
         <w:rPr>
           <w:rFonts w:cs="Times New Roman"/>
@@ -9009,14 +8665,12 @@
         </w:rPr>
         <w:t xml:space="preserve">100 (целое число) — количество попаданий «Сойдет»; </w:t>
       </w:r>
-      <w:proofErr w:type="spellStart"/>
       <w:r>
         <w:rPr>
           <w:rFonts w:cs="Times New Roman"/>
         </w:rPr>
         <w:t>countMiss</w:t>
       </w:r>
-      <w:proofErr w:type="spellEnd"/>
       <w:r>
         <w:rPr>
           <w:rFonts w:cs="Times New Roman"/>
@@ -9184,7 +8838,6 @@
         </w:rPr>
         <w:t>hash</w:t>
       </w:r>
-      <w:proofErr w:type="gramStart"/>
       <w:r>
         <w:rPr>
           <w:rFonts w:cs="Times New Roman"/>
@@ -9192,15 +8845,12 @@
         </w:rPr>
         <w:t>}.</w:t>
       </w:r>
-      <w:proofErr w:type="spellStart"/>
       <w:r>
         <w:rPr>
           <w:rFonts w:cs="Times New Roman"/>
         </w:rPr>
         <w:t>json</w:t>
       </w:r>
-      <w:proofErr w:type="spellEnd"/>
-      <w:proofErr w:type="gramEnd"/>
       <w:r>
         <w:rPr>
           <w:rFonts w:cs="Times New Roman"/>
@@ -9208,14 +8858,12 @@
         </w:rPr>
         <w:t>?</w:t>
       </w:r>
-      <w:proofErr w:type="spellStart"/>
       <w:r>
         <w:rPr>
           <w:rFonts w:cs="Times New Roman"/>
         </w:rPr>
         <w:t>orderBy</w:t>
       </w:r>
-      <w:proofErr w:type="spellEnd"/>
       <w:r>
         <w:rPr>
           <w:rFonts w:cs="Times New Roman"/>
@@ -9236,14 +8884,12 @@
         </w:rPr>
         <w:t>"&amp;</w:t>
       </w:r>
-      <w:proofErr w:type="spellStart"/>
       <w:r>
         <w:rPr>
           <w:rFonts w:cs="Times New Roman"/>
         </w:rPr>
         <w:t>limitToLast</w:t>
       </w:r>
-      <w:proofErr w:type="spellEnd"/>
       <w:r>
         <w:rPr>
           <w:rFonts w:cs="Times New Roman"/>
@@ -9390,7 +9036,6 @@
         </w:rPr>
         <w:t>nickname</w:t>
       </w:r>
-      <w:proofErr w:type="gramStart"/>
       <w:r>
         <w:rPr>
           <w:rFonts w:cs="Times New Roman"/>
@@ -9398,15 +9043,12 @@
         </w:rPr>
         <w:t>}.</w:t>
       </w:r>
-      <w:proofErr w:type="spellStart"/>
       <w:r>
         <w:rPr>
           <w:rFonts w:cs="Times New Roman"/>
         </w:rPr>
         <w:t>json</w:t>
       </w:r>
-      <w:proofErr w:type="spellEnd"/>
-      <w:proofErr w:type="gramEnd"/>
       <w:r>
         <w:rPr>
           <w:rFonts w:cs="Times New Roman"/>
@@ -9429,7 +9071,6 @@
           <w:b/>
           <w:lang w:val="ru-RU"/>
         </w:rPr>
-        <w:lastRenderedPageBreak/>
         <w:t xml:space="preserve">2) </w:t>
       </w:r>
       <w:r>
@@ -9510,7 +9151,6 @@
         </w:rPr>
         <w:t>nickname</w:t>
       </w:r>
-      <w:proofErr w:type="gramStart"/>
       <w:r>
         <w:rPr>
           <w:rFonts w:cs="Times New Roman"/>
@@ -9518,15 +9158,12 @@
         </w:rPr>
         <w:t>}.</w:t>
       </w:r>
-      <w:proofErr w:type="spellStart"/>
       <w:r>
         <w:rPr>
           <w:rFonts w:cs="Times New Roman"/>
         </w:rPr>
         <w:t>json</w:t>
       </w:r>
-      <w:proofErr w:type="spellEnd"/>
-      <w:proofErr w:type="gramEnd"/>
       <w:r>
         <w:rPr>
           <w:rFonts w:cs="Times New Roman"/>
@@ -9569,7 +9206,15 @@
           <w:rFonts w:cs="Times New Roman"/>
           <w:lang w:val="ru-RU"/>
         </w:rPr>
-        <w:t>} уже присутствует в базе данных, Система производит численное сравнение: если новый результат счета строго превышает ранее зафиксированный счет (</w:t>
+        <w:t xml:space="preserve">} уже присутствует в базе данных, Система производит численное сравнение: если новый результат счета строго превышает ранее </w:t>
+      </w:r>
+      <w:r>
+        <w:rPr>
+          <w:rFonts w:cs="Times New Roman"/>
+          <w:lang w:val="ru-RU"/>
+        </w:rPr>
+        <w:lastRenderedPageBreak/>
+        <w:t>зафиксированный счет (</w:t>
       </w:r>
       <w:r>
         <w:rPr>
@@ -9688,14 +9333,12 @@
         </w:rPr>
         <w:t>}.</w:t>
       </w:r>
-      <w:proofErr w:type="spellStart"/>
       <w:r>
         <w:rPr>
           <w:rFonts w:cs="Times New Roman"/>
         </w:rPr>
         <w:t>json</w:t>
       </w:r>
-      <w:proofErr w:type="spellEnd"/>
       <w:r>
         <w:rPr>
           <w:rFonts w:cs="Times New Roman"/>
@@ -9818,7 +9461,6 @@
         </w:rPr>
         <w:t>_</w:t>
       </w:r>
-      <w:proofErr w:type="gramStart"/>
       <w:r>
         <w:rPr>
           <w:rFonts w:cs="Times New Roman"/>
@@ -9832,15 +9474,12 @@
         </w:rPr>
         <w:t>.</w:t>
       </w:r>
-      <w:proofErr w:type="spellStart"/>
       <w:r>
         <w:rPr>
           <w:rFonts w:cs="Times New Roman"/>
         </w:rPr>
         <w:t>json</w:t>
       </w:r>
-      <w:proofErr w:type="spellEnd"/>
-      <w:proofErr w:type="gramEnd"/>
       <w:r>
         <w:rPr>
           <w:rFonts w:cs="Times New Roman"/>
@@ -10093,14 +9732,12 @@
         </w:rPr>
         <w:t>) в диапазоне от 30.0 до 300.0, смещение первого такта (</w:t>
       </w:r>
-      <w:proofErr w:type="spellStart"/>
       <w:r>
         <w:rPr>
           <w:rFonts w:cs="Times New Roman"/>
         </w:rPr>
         <w:t>audioOffset</w:t>
       </w:r>
-      <w:proofErr w:type="spellEnd"/>
       <w:r>
         <w:rPr>
           <w:rFonts w:cs="Times New Roman"/>
@@ -10168,25 +9805,14 @@
           <w:rFonts w:cs="Times New Roman"/>
           <w:lang w:val="ru-RU"/>
         </w:rPr>
-        <w:t xml:space="preserve">Экспорт созданной карты должен производиться в файл </w:t>
-      </w:r>
-      <w:proofErr w:type="gramStart"/>
-      <w:r>
-        <w:rPr>
-          <w:rFonts w:cs="Times New Roman"/>
-          <w:lang w:val="ru-RU"/>
-        </w:rPr>
-        <w:t>формата .</w:t>
-      </w:r>
-      <w:proofErr w:type="spellStart"/>
+        <w:t>Экспорт созданной карты должен производиться в файл формата .</w:t>
+      </w:r>
       <w:r>
         <w:rPr>
           <w:rFonts w:cs="Times New Roman"/>
         </w:rPr>
         <w:t>bkey</w:t>
       </w:r>
-      <w:proofErr w:type="spellEnd"/>
-      <w:proofErr w:type="gramEnd"/>
       <w:r>
         <w:rPr>
           <w:rFonts w:cs="Times New Roman"/>
@@ -10213,7 +9839,6 @@
         </w:rPr>
         <w:t>4.10. Требования к разделу «Формат файла карты (.</w:t>
       </w:r>
-      <w:proofErr w:type="spellStart"/>
       <w:r>
         <w:rPr>
           <w:rFonts w:cs="Times New Roman"/>
@@ -10222,7 +9847,6 @@
         </w:rPr>
         <w:t>bkey</w:t>
       </w:r>
-      <w:proofErr w:type="spellEnd"/>
       <w:r>
         <w:rPr>
           <w:rFonts w:cs="Times New Roman"/>
@@ -10237,33 +9861,23 @@
       <w:pPr>
         <w:spacing w:after="50"/>
         <w:rPr>
-          <w:lang w:val="ru-RU"/>
-        </w:rPr>
-      </w:pPr>
-      <w:r>
-        <w:rPr>
-          <w:rFonts w:cs="Times New Roman"/>
-          <w:lang w:val="ru-RU"/>
-        </w:rPr>
-        <w:t xml:space="preserve">Разработчиками спроектирован специализированный формат пакета игровых карт со следующими техническими спецификациями и </w:t>
-      </w:r>
-      <w:proofErr w:type="gramStart"/>
-      <w:r>
-        <w:rPr>
-          <w:rFonts w:cs="Times New Roman"/>
-          <w:lang w:val="ru-RU"/>
-        </w:rPr>
-        <w:t>расширением .</w:t>
-      </w:r>
-      <w:proofErr w:type="spellStart"/>
+          <w:rFonts w:cs="Times New Roman"/>
+          <w:lang w:val="ru-RU"/>
+        </w:rPr>
+      </w:pPr>
+      <w:r>
+        <w:rPr>
+          <w:rFonts w:cs="Times New Roman"/>
+          <w:lang w:val="ru-RU"/>
+        </w:rPr>
+        <w:t>Разработчиками спроектирован специализированный формат пакета игровых карт со следующими техническими спецификациями и расширением .</w:t>
+      </w:r>
       <w:r>
         <w:rPr>
           <w:rFonts w:cs="Times New Roman"/>
         </w:rPr>
         <w:t>bkey</w:t>
       </w:r>
-      <w:proofErr w:type="spellEnd"/>
-      <w:proofErr w:type="gramEnd"/>
       <w:r>
         <w:rPr>
           <w:rFonts w:cs="Times New Roman"/>
@@ -10295,14 +9909,12 @@
         </w:rPr>
         <w:t>Файл формата .</w:t>
       </w:r>
-      <w:proofErr w:type="spellStart"/>
       <w:r>
         <w:rPr>
           <w:rFonts w:cs="Times New Roman"/>
         </w:rPr>
         <w:t>bkey</w:t>
       </w:r>
-      <w:proofErr w:type="spellEnd"/>
       <w:r>
         <w:rPr>
           <w:rFonts w:cs="Times New Roman"/>
@@ -10336,14 +9948,12 @@
         </w:rPr>
         <w:t>.</w:t>
       </w:r>
-      <w:proofErr w:type="spellStart"/>
       <w:r>
         <w:rPr>
           <w:rFonts w:cs="Times New Roman"/>
         </w:rPr>
         <w:t>json</w:t>
       </w:r>
-      <w:proofErr w:type="spellEnd"/>
       <w:r>
         <w:rPr>
           <w:rFonts w:cs="Times New Roman"/>
@@ -10362,7 +9972,119 @@
           <w:rFonts w:cs="Times New Roman"/>
           <w:lang w:val="ru-RU"/>
         </w:rPr>
-        <w:t xml:space="preserve">-8; 2) файл музыкальной композиции (имя файла совпадает со значением </w:t>
+        <w:t xml:space="preserve">-8; 2) файл музыкальной композиции (имя файла совпадает со значением поля </w:t>
+      </w:r>
+      <w:r>
+        <w:rPr>
+          <w:rFonts w:cs="Times New Roman"/>
+        </w:rPr>
+        <w:t>audioFileName</w:t>
+      </w:r>
+      <w:r>
+        <w:rPr>
+          <w:rFonts w:cs="Times New Roman"/>
+          <w:lang w:val="ru-RU"/>
+        </w:rPr>
+        <w:t xml:space="preserve"> манифеста, форматы: .</w:t>
+      </w:r>
+      <w:r>
+        <w:rPr>
+          <w:rFonts w:cs="Times New Roman"/>
+        </w:rPr>
+        <w:t>mp</w:t>
+      </w:r>
+      <w:r>
+        <w:rPr>
+          <w:rFonts w:cs="Times New Roman"/>
+          <w:lang w:val="ru-RU"/>
+        </w:rPr>
+        <w:t>3, .</w:t>
+      </w:r>
+      <w:r>
+        <w:rPr>
+          <w:rFonts w:cs="Times New Roman"/>
+        </w:rPr>
+        <w:t>wav</w:t>
+      </w:r>
+      <w:r>
+        <w:rPr>
+          <w:rFonts w:cs="Times New Roman"/>
+          <w:lang w:val="ru-RU"/>
+        </w:rPr>
+        <w:t xml:space="preserve"> или .</w:t>
+      </w:r>
+      <w:r>
+        <w:rPr>
+          <w:rFonts w:cs="Times New Roman"/>
+        </w:rPr>
+        <w:t>ogg</w:t>
+      </w:r>
+      <w:r>
+        <w:rPr>
+          <w:rFonts w:cs="Times New Roman"/>
+          <w:lang w:val="ru-RU"/>
+        </w:rPr>
+        <w:t xml:space="preserve">); 3) </w:t>
+      </w:r>
+      <w:r>
+        <w:rPr>
+          <w:rFonts w:cs="Times New Roman"/>
+          <w:lang w:val="ru-RU"/>
+        </w:rPr>
+        <w:t xml:space="preserve">необязательный </w:t>
+      </w:r>
+      <w:r>
+        <w:rPr>
+          <w:rFonts w:cs="Times New Roman"/>
+          <w:lang w:val="ru-RU"/>
+        </w:rPr>
+        <w:t xml:space="preserve">файл графической обложки карты (имя файла совпадает со значением поля </w:t>
+      </w:r>
+      <w:r>
+        <w:rPr>
+          <w:rFonts w:cs="Times New Roman"/>
+        </w:rPr>
+        <w:t>coverFileName</w:t>
+      </w:r>
+      <w:r>
+        <w:rPr>
+          <w:rFonts w:cs="Times New Roman"/>
+          <w:lang w:val="ru-RU"/>
+        </w:rPr>
+        <w:t xml:space="preserve"> манифеста, форматы: .</w:t>
+      </w:r>
+      <w:r>
+        <w:rPr>
+          <w:rFonts w:cs="Times New Roman"/>
+        </w:rPr>
+        <w:t>png</w:t>
+      </w:r>
+      <w:r>
+        <w:rPr>
+          <w:rFonts w:cs="Times New Roman"/>
+          <w:lang w:val="ru-RU"/>
+        </w:rPr>
+        <w:t xml:space="preserve"> или .</w:t>
+      </w:r>
+      <w:r>
+        <w:rPr>
+          <w:rFonts w:cs="Times New Roman"/>
+        </w:rPr>
+        <w:t>jpg</w:t>
+      </w:r>
+      <w:r>
+        <w:rPr>
+          <w:rFonts w:cs="Times New Roman"/>
+          <w:lang w:val="ru-RU"/>
+        </w:rPr>
+        <w:t>, разрешение не менее 400×400 пикселей)</w:t>
+      </w:r>
+      <w:r>
+        <w:rPr>
+          <w:rFonts w:cs="Times New Roman"/>
+          <w:lang w:val="ru-RU"/>
+        </w:rPr>
+        <w:t xml:space="preserve">, если нет – </w:t>
       </w:r>
       <w:r>
         <w:rPr>
@@ -10370,108 +10092,51 @@
           <w:lang w:val="ru-RU"/>
         </w:rPr>
         <w:lastRenderedPageBreak/>
-        <w:t xml:space="preserve">поля </w:t>
-      </w:r>
-      <w:proofErr w:type="spellStart"/>
-      <w:r>
-        <w:rPr>
-          <w:rFonts w:cs="Times New Roman"/>
-        </w:rPr>
-        <w:t>audioFileName</w:t>
-      </w:r>
-      <w:proofErr w:type="spellEnd"/>
-      <w:r>
-        <w:rPr>
-          <w:rFonts w:cs="Times New Roman"/>
-          <w:lang w:val="ru-RU"/>
-        </w:rPr>
-        <w:t xml:space="preserve"> манифеста, форматы: .</w:t>
-      </w:r>
-      <w:proofErr w:type="spellStart"/>
-      <w:r>
-        <w:rPr>
-          <w:rFonts w:cs="Times New Roman"/>
-        </w:rPr>
-        <w:t>mp</w:t>
-      </w:r>
-      <w:proofErr w:type="spellEnd"/>
-      <w:r>
-        <w:rPr>
-          <w:rFonts w:cs="Times New Roman"/>
-          <w:lang w:val="ru-RU"/>
-        </w:rPr>
-        <w:t>3, .</w:t>
-      </w:r>
-      <w:r>
-        <w:rPr>
-          <w:rFonts w:cs="Times New Roman"/>
-        </w:rPr>
-        <w:t>wav</w:t>
-      </w:r>
-      <w:r>
-        <w:rPr>
-          <w:rFonts w:cs="Times New Roman"/>
-          <w:lang w:val="ru-RU"/>
-        </w:rPr>
-        <w:t xml:space="preserve"> или .</w:t>
-      </w:r>
-      <w:proofErr w:type="spellStart"/>
-      <w:r>
-        <w:rPr>
-          <w:rFonts w:cs="Times New Roman"/>
-        </w:rPr>
-        <w:t>ogg</w:t>
-      </w:r>
-      <w:proofErr w:type="spellEnd"/>
-      <w:r>
-        <w:rPr>
-          <w:rFonts w:cs="Times New Roman"/>
-          <w:lang w:val="ru-RU"/>
-        </w:rPr>
-        <w:t xml:space="preserve">); 3) файл графической обложки карты (имя файла совпадает со значением поля </w:t>
-      </w:r>
-      <w:proofErr w:type="spellStart"/>
-      <w:r>
-        <w:rPr>
-          <w:rFonts w:cs="Times New Roman"/>
-        </w:rPr>
-        <w:t>coverFileName</w:t>
-      </w:r>
-      <w:proofErr w:type="spellEnd"/>
-      <w:r>
-        <w:rPr>
-          <w:rFonts w:cs="Times New Roman"/>
-          <w:lang w:val="ru-RU"/>
-        </w:rPr>
-        <w:t xml:space="preserve"> манифеста, форматы: .</w:t>
-      </w:r>
-      <w:proofErr w:type="spellStart"/>
-      <w:r>
-        <w:rPr>
-          <w:rFonts w:cs="Times New Roman"/>
-        </w:rPr>
-        <w:t>png</w:t>
-      </w:r>
-      <w:proofErr w:type="spellEnd"/>
-      <w:r>
-        <w:rPr>
-          <w:rFonts w:cs="Times New Roman"/>
-          <w:lang w:val="ru-RU"/>
-        </w:rPr>
-        <w:t xml:space="preserve"> или .</w:t>
-      </w:r>
-      <w:r>
-        <w:rPr>
-          <w:rFonts w:cs="Times New Roman"/>
-        </w:rPr>
-        <w:t>jpg</w:t>
-      </w:r>
-      <w:r>
-        <w:rPr>
-          <w:rFonts w:cs="Times New Roman"/>
-          <w:lang w:val="ru-RU"/>
-        </w:rPr>
-        <w:t>, разрешение не менее 400×400 пикселей).</w:t>
+        <w:t>заменить на стандартную обложку</w:t>
+      </w:r>
+      <w:r>
+        <w:rPr>
+          <w:rFonts w:cs="Times New Roman"/>
+          <w:lang w:val="ru-RU"/>
+        </w:rPr>
+        <w:t>;</w:t>
+      </w:r>
+      <w:r>
+        <w:rPr>
+          <w:rFonts w:cs="Times New Roman"/>
+          <w:lang w:val="ru-RU"/>
+        </w:rPr>
+        <w:t xml:space="preserve"> 4) название и </w:t>
+      </w:r>
+      <w:r>
+        <w:rPr>
+          <w:rFonts w:cs="Times New Roman"/>
+          <w:lang w:val="ru-RU"/>
+        </w:rPr>
+        <w:t xml:space="preserve">необязательное </w:t>
+      </w:r>
+      <w:bookmarkStart w:id="0" w:name="_GoBack"/>
+      <w:bookmarkEnd w:id="0"/>
+      <w:r>
+        <w:rPr>
+          <w:rFonts w:cs="Times New Roman"/>
+          <w:lang w:val="ru-RU"/>
+        </w:rPr>
+        <w:t>описан</w:t>
+      </w:r>
+      <w:r>
+        <w:rPr>
+          <w:rFonts w:cs="Times New Roman"/>
+          <w:lang w:val="ru-RU"/>
+        </w:rPr>
+        <w:t>ие карты (если нет – заменить название на «Карта без названия» и оставить описание пустым)</w:t>
+      </w:r>
+      <w:r>
+        <w:rPr>
+          <w:rFonts w:cs="Times New Roman"/>
+          <w:lang w:val="ru-RU"/>
+        </w:rPr>
+        <w:t>.</w:t>
       </w:r>
     </w:p>
     <w:p>
@@ -10497,7 +10162,6 @@
         </w:rPr>
         <w:t xml:space="preserve">Спецификация файла манифеста </w:t>
       </w:r>
-      <w:proofErr w:type="gramStart"/>
       <w:r>
         <w:rPr>
           <w:rFonts w:cs="Times New Roman"/>
@@ -10511,15 +10175,12 @@
         </w:rPr>
         <w:t>.</w:t>
       </w:r>
-      <w:proofErr w:type="spellStart"/>
       <w:r>
         <w:rPr>
           <w:rFonts w:cs="Times New Roman"/>
         </w:rPr>
         <w:t>json</w:t>
       </w:r>
-      <w:proofErr w:type="spellEnd"/>
-      <w:proofErr w:type="gramEnd"/>
       <w:r>
         <w:rPr>
           <w:rFonts w:cs="Times New Roman"/>
@@ -10536,14 +10197,12 @@
           <w:lang w:val="ru-RU"/>
         </w:rPr>
       </w:pPr>
-      <w:proofErr w:type="spellStart"/>
       <w:r>
         <w:rPr>
           <w:rFonts w:cs="Times New Roman"/>
         </w:rPr>
         <w:t>formatVersion</w:t>
       </w:r>
-      <w:proofErr w:type="spellEnd"/>
       <w:r>
         <w:rPr>
           <w:rFonts w:cs="Times New Roman"/>
@@ -10584,23 +10243,7 @@
           <w:rFonts w:cs="Times New Roman"/>
           <w:lang w:val="ru-RU"/>
         </w:rPr>
-        <w:t xml:space="preserve">-256 </w:t>
-      </w:r>
-      <w:proofErr w:type="spellStart"/>
-      <w:r>
-        <w:rPr>
-          <w:rFonts w:cs="Times New Roman"/>
-          <w:lang w:val="ru-RU"/>
-        </w:rPr>
-        <w:t>хеш</w:t>
-      </w:r>
-      <w:proofErr w:type="spellEnd"/>
-      <w:r>
-        <w:rPr>
-          <w:rFonts w:cs="Times New Roman"/>
-          <w:lang w:val="ru-RU"/>
-        </w:rPr>
-        <w:t>);</w:t>
+        <w:t>-256 хеш);</w:t>
       </w:r>
     </w:p>
     <w:p>
@@ -10670,14 +10313,12 @@
         </w:rPr>
         <w:t xml:space="preserve"> (строка, от 1 до 50 символов) — псевдоним автора разметки карты; </w:t>
       </w:r>
-      <w:proofErr w:type="spellStart"/>
       <w:r>
         <w:rPr>
           <w:rFonts w:cs="Times New Roman"/>
         </w:rPr>
         <w:t>difficultyName</w:t>
       </w:r>
-      <w:proofErr w:type="spellEnd"/>
       <w:r>
         <w:rPr>
           <w:rFonts w:cs="Times New Roman"/>
@@ -10698,14 +10339,12 @@
         </w:rPr>
         <w:t xml:space="preserve"> (вещественное число) — темп произведения в диапазоне от 30.0 до 300.0 ударов в минуту; </w:t>
       </w:r>
-      <w:proofErr w:type="spellStart"/>
       <w:r>
         <w:rPr>
           <w:rFonts w:cs="Times New Roman"/>
         </w:rPr>
         <w:t>audioOffset</w:t>
       </w:r>
-      <w:proofErr w:type="spellEnd"/>
       <w:r>
         <w:rPr>
           <w:rFonts w:cs="Times New Roman"/>
@@ -10713,14 +10352,12 @@
         </w:rPr>
         <w:t xml:space="preserve"> (целое число) — смещение первого такта в миллисекундах; </w:t>
       </w:r>
-      <w:proofErr w:type="spellStart"/>
       <w:r>
         <w:rPr>
           <w:rFonts w:cs="Times New Roman"/>
         </w:rPr>
         <w:t>audioFileName</w:t>
       </w:r>
-      <w:proofErr w:type="spellEnd"/>
       <w:r>
         <w:rPr>
           <w:rFonts w:cs="Times New Roman"/>
@@ -10728,14 +10365,12 @@
         </w:rPr>
         <w:t xml:space="preserve"> (строка) — имя аудиофайла внутри архива; </w:t>
       </w:r>
-      <w:proofErr w:type="spellStart"/>
       <w:r>
         <w:rPr>
           <w:rFonts w:cs="Times New Roman"/>
         </w:rPr>
         <w:t>coverFileName</w:t>
       </w:r>
-      <w:proofErr w:type="spellEnd"/>
       <w:r>
         <w:rPr>
           <w:rFonts w:cs="Times New Roman"/>
@@ -10743,36 +10378,18 @@
         </w:rPr>
         <w:t xml:space="preserve"> (строка) — имя файла обложки внутри архива; </w:t>
       </w:r>
-      <w:proofErr w:type="spellStart"/>
       <w:r>
         <w:rPr>
           <w:rFonts w:cs="Times New Roman"/>
         </w:rPr>
         <w:t>previewTimeMs</w:t>
       </w:r>
-      <w:proofErr w:type="spellEnd"/>
-      <w:r>
-        <w:rPr>
-          <w:rFonts w:cs="Times New Roman"/>
-          <w:lang w:val="ru-RU"/>
-        </w:rPr>
-        <w:t xml:space="preserve"> (целое число) — отметка начала </w:t>
-      </w:r>
-      <w:proofErr w:type="spellStart"/>
-      <w:r>
-        <w:rPr>
-          <w:rFonts w:cs="Times New Roman"/>
-          <w:lang w:val="ru-RU"/>
-        </w:rPr>
-        <w:t>предпрослушивания</w:t>
-      </w:r>
-      <w:proofErr w:type="spellEnd"/>
-      <w:r>
-        <w:rPr>
-          <w:rFonts w:cs="Times New Roman"/>
-          <w:lang w:val="ru-RU"/>
-        </w:rPr>
-        <w:t xml:space="preserve"> (в мс);</w:t>
+      <w:r>
+        <w:rPr>
+          <w:rFonts w:cs="Times New Roman"/>
+          <w:lang w:val="ru-RU"/>
+        </w:rPr>
+        <w:t xml:space="preserve"> (целое число) — отметка начала предпрослушивания (в мс);</w:t>
       </w:r>
     </w:p>
     <w:p>
@@ -10803,14 +10420,12 @@
         </w:rPr>
         <w:t xml:space="preserve">: </w:t>
       </w:r>
-      <w:proofErr w:type="spellStart"/>
       <w:r>
         <w:rPr>
           <w:rFonts w:cs="Times New Roman"/>
         </w:rPr>
         <w:t>scrollSpeed</w:t>
       </w:r>
-      <w:proofErr w:type="spellEnd"/>
       <w:r>
         <w:rPr>
           <w:rFonts w:cs="Times New Roman"/>
@@ -10818,14 +10433,12 @@
         </w:rPr>
         <w:t xml:space="preserve"> (вещественное число, диапазон от 0.5 до 3.0, по умолчанию 1.0) — множитель скорости движения нот; </w:t>
       </w:r>
-      <w:proofErr w:type="spellStart"/>
       <w:r>
         <w:rPr>
           <w:rFonts w:cs="Times New Roman"/>
         </w:rPr>
         <w:t>hpDrainRate</w:t>
       </w:r>
-      <w:proofErr w:type="spellEnd"/>
       <w:r>
         <w:rPr>
           <w:rFonts w:cs="Times New Roman"/>
@@ -10964,7 +10577,6 @@
         </w:rPr>
         <w:t xml:space="preserve">-256 от массива байтов файла </w:t>
       </w:r>
-      <w:proofErr w:type="gramStart"/>
       <w:r>
         <w:rPr>
           <w:rFonts w:cs="Times New Roman"/>
@@ -10978,15 +10590,12 @@
         </w:rPr>
         <w:t>.</w:t>
       </w:r>
-      <w:proofErr w:type="spellStart"/>
       <w:r>
         <w:rPr>
           <w:rFonts w:cs="Times New Roman"/>
         </w:rPr>
         <w:t>json</w:t>
       </w:r>
-      <w:proofErr w:type="spellEnd"/>
-      <w:proofErr w:type="gramEnd"/>
       <w:r>
         <w:rPr>
           <w:rFonts w:cs="Times New Roman"/>
@@ -11031,23 +10640,7 @@
           <w:rFonts w:cs="Times New Roman"/>
           <w:lang w:val="ru-RU"/>
         </w:rPr>
-        <w:t xml:space="preserve">. Любая модификация разметки нот или замена аудиофайла приводит к генерации нового </w:t>
-      </w:r>
-      <w:proofErr w:type="spellStart"/>
-      <w:r>
-        <w:rPr>
-          <w:rFonts w:cs="Times New Roman"/>
-          <w:lang w:val="ru-RU"/>
-        </w:rPr>
-        <w:t>хеша</w:t>
-      </w:r>
-      <w:proofErr w:type="spellEnd"/>
-      <w:r>
-        <w:rPr>
-          <w:rFonts w:cs="Times New Roman"/>
-          <w:lang w:val="ru-RU"/>
-        </w:rPr>
-        <w:t xml:space="preserve"> и изоляции таблицы лидеров обновленной карты.</w:t>
+        <w:t>. Любая модификация разметки нот или замена аудиофайла приводит к генерации нового хеша и изоляции таблицы лидеров обновленной карты.</w:t>
       </w:r>
     </w:p>
     <w:p>
@@ -11071,25 +10664,14 @@
           <w:rFonts w:cs="Times New Roman"/>
           <w:lang w:val="ru-RU"/>
         </w:rPr>
-        <w:t xml:space="preserve">Валидация </w:t>
-      </w:r>
-      <w:proofErr w:type="gramStart"/>
-      <w:r>
-        <w:rPr>
-          <w:rFonts w:cs="Times New Roman"/>
-          <w:lang w:val="ru-RU"/>
-        </w:rPr>
-        <w:t>пакета .</w:t>
-      </w:r>
-      <w:proofErr w:type="spellStart"/>
+        <w:t>Валидация пакета .</w:t>
+      </w:r>
       <w:r>
         <w:rPr>
           <w:rFonts w:cs="Times New Roman"/>
         </w:rPr>
         <w:t>bkey</w:t>
       </w:r>
-      <w:proofErr w:type="spellEnd"/>
-      <w:proofErr w:type="gramEnd"/>
       <w:r>
         <w:rPr>
           <w:rFonts w:cs="Times New Roman"/>
@@ -11110,7 +10692,6 @@
         </w:rPr>
         <w:t xml:space="preserve">; 2) наличие в корне архива файла </w:t>
       </w:r>
-      <w:proofErr w:type="gramStart"/>
       <w:r>
         <w:rPr>
           <w:rFonts w:cs="Times New Roman"/>
@@ -11124,15 +10705,12 @@
         </w:rPr>
         <w:t>.</w:t>
       </w:r>
-      <w:proofErr w:type="spellStart"/>
       <w:r>
         <w:rPr>
           <w:rFonts w:cs="Times New Roman"/>
         </w:rPr>
         <w:t>json</w:t>
       </w:r>
-      <w:proofErr w:type="spellEnd"/>
-      <w:proofErr w:type="gramEnd"/>
       <w:r>
         <w:rPr>
           <w:rFonts w:cs="Times New Roman"/>
@@ -11153,38 +10731,25 @@
         </w:rPr>
         <w:t xml:space="preserve"> и наличие всех обязательных полей; 4) присутствие внутри архива аудиофайла с именем, указанным в поле </w:t>
       </w:r>
-      <w:proofErr w:type="spellStart"/>
       <w:r>
         <w:rPr>
           <w:rFonts w:cs="Times New Roman"/>
         </w:rPr>
         <w:t>audioFileName</w:t>
       </w:r>
-      <w:proofErr w:type="spellEnd"/>
-      <w:r>
-        <w:rPr>
-          <w:rFonts w:cs="Times New Roman"/>
-          <w:lang w:val="ru-RU"/>
-        </w:rPr>
-        <w:t xml:space="preserve">. При обнаружении ошибки Система отклоняет файл с выводом сообщения: «Ошибка валидации </w:t>
-      </w:r>
-      <w:proofErr w:type="gramStart"/>
-      <w:r>
-        <w:rPr>
-          <w:rFonts w:cs="Times New Roman"/>
-          <w:lang w:val="ru-RU"/>
-        </w:rPr>
-        <w:t>карты .</w:t>
-      </w:r>
-      <w:proofErr w:type="spellStart"/>
+      <w:r>
+        <w:rPr>
+          <w:rFonts w:cs="Times New Roman"/>
+          <w:lang w:val="ru-RU"/>
+        </w:rPr>
+        <w:t>. При обнаружении ошибки Система отклоняет файл с выводом сообщения: «Ошибка валидации карты .</w:t>
+      </w:r>
       <w:r>
         <w:rPr>
           <w:rFonts w:cs="Times New Roman"/>
         </w:rPr>
         <w:t>bkey</w:t>
       </w:r>
-      <w:proofErr w:type="spellEnd"/>
-      <w:proofErr w:type="gramEnd"/>
       <w:r>
         <w:rPr>
           <w:rFonts w:cs="Times New Roman"/>
@@ -11296,7 +10861,7 @@
           <w:rFonts w:cs="Times New Roman"/>
           <w:lang w:val="ru-RU"/>
         </w:rPr>
-        <w:t xml:space="preserve">две интерактивные кнопки («Основная клавиша», «Дополнительная клавиша»), которые при нажатии переходят в режим захвата ввода и фиксируют следующую нажатую клавишу клавиатуры (с </w:t>
+        <w:t xml:space="preserve">две интерактивные кнопки («Основная клавиша», «Дополнительная клавиша»), которые при нажатии переходят в режим захвата ввода и фиксируют следующую нажатую клавишу клавиатуры (с проверкой: </w:t>
       </w:r>
       <w:r>
         <w:rPr>
@@ -11304,7 +10869,7 @@
           <w:lang w:val="ru-RU"/>
         </w:rPr>
         <w:lastRenderedPageBreak/>
-        <w:t xml:space="preserve">проверкой: исключается назначение одной клавиши на два действия одновременно, клавиша </w:t>
+        <w:t xml:space="preserve">исключается назначение одной клавиши на два действия одновременно, клавиша </w:t>
       </w:r>
       <w:r>
         <w:rPr>
@@ -11373,14 +10938,12 @@
         </w:rPr>
         <w:t xml:space="preserve">содержит поле ручного ввода смещения в диапазоне от -200 до +200 мс с шагом 1 мс и кнопку «Автоматическая калибровка». При нажатии кнопки «Автоматическая калибровка» Система запускает интерактивный тест: воспроизводится последовательность из 10 звуковых кликов с равным интервалом в 500 мс. При каждом звуковом клике пользователь производит нажатие назначенной игровой клавиши. Система фиксирует временное отклонение </w:t>
       </w:r>
-      <w:proofErr w:type="spellStart"/>
       <w:r>
         <w:rPr>
           <w:rFonts w:cs="Times New Roman"/>
         </w:rPr>
         <w:t>Δt</w:t>
       </w:r>
-      <w:proofErr w:type="spellEnd"/>
       <w:r>
         <w:rPr>
           <w:rFonts w:cs="Times New Roman"/>
@@ -11388,14 +10951,12 @@
         </w:rPr>
         <w:t>_</w:t>
       </w:r>
-      <w:proofErr w:type="spellStart"/>
       <w:r>
         <w:rPr>
           <w:rFonts w:cs="Times New Roman"/>
         </w:rPr>
         <w:t>i</w:t>
       </w:r>
-      <w:proofErr w:type="spellEnd"/>
       <w:r>
         <w:rPr>
           <w:rFonts w:cs="Times New Roman"/>
@@ -11416,14 +10977,12 @@
         </w:rPr>
         <w:t xml:space="preserve">_нажатия, </w:t>
       </w:r>
-      <w:proofErr w:type="spellStart"/>
       <w:r>
         <w:rPr>
           <w:rFonts w:cs="Times New Roman"/>
         </w:rPr>
         <w:t>i</w:t>
       </w:r>
-      <w:proofErr w:type="spellEnd"/>
       <w:r>
         <w:rPr>
           <w:rFonts w:cs="Times New Roman"/>
@@ -11444,14 +11003,12 @@
         </w:rPr>
         <w:t xml:space="preserve">_сигнала, </w:t>
       </w:r>
-      <w:proofErr w:type="spellStart"/>
       <w:r>
         <w:rPr>
           <w:rFonts w:cs="Times New Roman"/>
         </w:rPr>
         <w:t>i</w:t>
       </w:r>
-      <w:proofErr w:type="spellEnd"/>
       <w:r>
         <w:rPr>
           <w:rFonts w:cs="Times New Roman"/>
@@ -11459,14 +11016,12 @@
         </w:rPr>
         <w:t xml:space="preserve"> для каждого из 10 кликов, вычисляет среднее арифметическое значение </w:t>
       </w:r>
-      <w:proofErr w:type="spellStart"/>
       <w:r>
         <w:rPr>
           <w:rFonts w:cs="Times New Roman"/>
         </w:rPr>
         <w:t>Δt</w:t>
       </w:r>
-      <w:proofErr w:type="spellEnd"/>
       <w:r>
         <w:rPr>
           <w:rFonts w:cs="Times New Roman"/>
@@ -11487,14 +11042,12 @@
         </w:rPr>
         <w:t>(</w:t>
       </w:r>
-      <w:proofErr w:type="spellStart"/>
       <w:r>
         <w:rPr>
           <w:rFonts w:cs="Times New Roman"/>
         </w:rPr>
         <w:t>Δt</w:t>
       </w:r>
-      <w:proofErr w:type="spellEnd"/>
       <w:r>
         <w:rPr>
           <w:rFonts w:cs="Times New Roman"/>
@@ -11502,14 +11055,12 @@
         </w:rPr>
         <w:t>_</w:t>
       </w:r>
-      <w:proofErr w:type="spellStart"/>
       <w:r>
         <w:rPr>
           <w:rFonts w:cs="Times New Roman"/>
         </w:rPr>
         <w:t>i</w:t>
       </w:r>
-      <w:proofErr w:type="spellEnd"/>
       <w:r>
         <w:rPr>
           <w:rFonts w:cs="Times New Roman"/>
@@ -11667,14 +11218,12 @@
         </w:rPr>
         <w:t>.</w:t>
       </w:r>
-      <w:proofErr w:type="spellStart"/>
       <w:r>
         <w:rPr>
           <w:rFonts w:cs="Times New Roman"/>
         </w:rPr>
         <w:t>ini</w:t>
       </w:r>
-      <w:proofErr w:type="spellEnd"/>
       <w:r>
         <w:rPr>
           <w:rFonts w:cs="Times New Roman"/>
@@ -11953,14 +11502,12 @@
         </w:rPr>
         <w:t>), максимальная серия комбо (</w:t>
       </w:r>
-      <w:proofErr w:type="spellStart"/>
       <w:r>
         <w:rPr>
           <w:rFonts w:cs="Times New Roman"/>
         </w:rPr>
         <w:t>MaxCombo</w:t>
       </w:r>
-      <w:proofErr w:type="spellEnd"/>
       <w:r>
         <w:rPr>
           <w:rFonts w:cs="Times New Roman"/>
@@ -11968,14 +11515,12 @@
         </w:rPr>
         <w:t>) и набранные очки (</w:t>
       </w:r>
-      <w:proofErr w:type="spellStart"/>
       <w:r>
         <w:rPr>
           <w:rFonts w:cs="Times New Roman"/>
         </w:rPr>
         <w:t>TotalScore</w:t>
       </w:r>
-      <w:proofErr w:type="spellEnd"/>
       <w:r>
         <w:rPr>
           <w:rFonts w:cs="Times New Roman"/>
@@ -12173,7 +11718,6 @@
         </w:rPr>
         <w:t>_</w:t>
       </w:r>
-      <w:proofErr w:type="gramStart"/>
       <w:r>
         <w:rPr>
           <w:rFonts w:cs="Times New Roman"/>
@@ -12187,15 +11731,12 @@
         </w:rPr>
         <w:t>.</w:t>
       </w:r>
-      <w:proofErr w:type="spellStart"/>
       <w:r>
         <w:rPr>
           <w:rFonts w:cs="Times New Roman"/>
         </w:rPr>
         <w:t>json</w:t>
       </w:r>
-      <w:proofErr w:type="spellEnd"/>
-      <w:proofErr w:type="gramEnd"/>
       <w:r>
         <w:rPr>
           <w:rFonts w:cs="Times New Roman"/>
@@ -12409,14 +11950,12 @@
         </w:rPr>
         <w:t xml:space="preserve"> </w:t>
       </w:r>
-      <w:proofErr w:type="spellStart"/>
       <w:r>
         <w:rPr>
           <w:rFonts w:cs="Times New Roman"/>
         </w:rPr>
         <w:t>i</w:t>
       </w:r>
-      <w:proofErr w:type="spellEnd"/>
       <w:r>
         <w:rPr>
           <w:rFonts w:cs="Times New Roman"/>
@@ -12933,25 +12472,14 @@
           <w:rFonts w:cs="Times New Roman"/>
           <w:lang w:val="ru-RU"/>
         </w:rPr>
-        <w:t xml:space="preserve">Система должна выполнять строгую проверку типов и диапазонов входных данных, поступающих от пользователя и из файлов </w:t>
-      </w:r>
-      <w:proofErr w:type="gramStart"/>
-      <w:r>
-        <w:rPr>
-          <w:rFonts w:cs="Times New Roman"/>
-          <w:lang w:val="ru-RU"/>
-        </w:rPr>
-        <w:t>карт .</w:t>
-      </w:r>
-      <w:proofErr w:type="spellStart"/>
+        <w:t>Система должна выполнять строгую проверку типов и диапазонов входных данных, поступающих от пользователя и из файлов карт .</w:t>
+      </w:r>
       <w:r>
         <w:rPr>
           <w:rFonts w:cs="Times New Roman"/>
         </w:rPr>
         <w:t>bkey</w:t>
       </w:r>
-      <w:proofErr w:type="spellEnd"/>
-      <w:proofErr w:type="gramEnd"/>
       <w:r>
         <w:rPr>
           <w:rFonts w:cs="Times New Roman"/>
@@ -12996,14 +12524,12 @@
         </w:rPr>
         <w:t>.</w:t>
       </w:r>
-      <w:proofErr w:type="spellStart"/>
       <w:r>
         <w:rPr>
           <w:rFonts w:cs="Times New Roman"/>
         </w:rPr>
         <w:t>ini</w:t>
       </w:r>
-      <w:proofErr w:type="spellEnd"/>
       <w:r>
         <w:rPr>
           <w:rFonts w:cs="Times New Roman"/>
@@ -13024,7 +12550,6 @@
         </w:rPr>
         <w:t>_</w:t>
       </w:r>
-      <w:proofErr w:type="gramStart"/>
       <w:r>
         <w:rPr>
           <w:rFonts w:cs="Times New Roman"/>
@@ -13038,15 +12563,12 @@
         </w:rPr>
         <w:t>.</w:t>
       </w:r>
-      <w:proofErr w:type="spellStart"/>
       <w:r>
         <w:rPr>
           <w:rFonts w:cs="Times New Roman"/>
         </w:rPr>
         <w:t>json</w:t>
       </w:r>
-      <w:proofErr w:type="spellEnd"/>
-      <w:proofErr w:type="gramEnd"/>
       <w:r>
         <w:rPr>
           <w:rFonts w:cs="Times New Roman"/>
@@ -13095,25 +12617,14 @@
           <w:rFonts w:cs="Times New Roman"/>
           <w:lang w:val="ru-RU"/>
         </w:rPr>
-        <w:t xml:space="preserve">Первоначальное информационное наполнение поставляется Исполнителем в составе дистрибутива Программы и включает в себя базовый комплект готовых демонстрационных игровых карт </w:t>
-      </w:r>
-      <w:proofErr w:type="gramStart"/>
-      <w:r>
-        <w:rPr>
-          <w:rFonts w:cs="Times New Roman"/>
-          <w:lang w:val="ru-RU"/>
-        </w:rPr>
-        <w:t>формата .</w:t>
-      </w:r>
-      <w:proofErr w:type="spellStart"/>
+        <w:t>Первоначальное информационное наполнение поставляется Исполнителем в составе дистрибутива Программы и включает в себя базовый комплект готовых демонстрационных игровых карт формата .</w:t>
+      </w:r>
       <w:r>
         <w:rPr>
           <w:rFonts w:cs="Times New Roman"/>
         </w:rPr>
         <w:t>bkey</w:t>
       </w:r>
-      <w:proofErr w:type="spellEnd"/>
-      <w:proofErr w:type="gramEnd"/>
       <w:r>
         <w:rPr>
           <w:rFonts w:cs="Times New Roman"/>
@@ -13437,14 +12948,12 @@
         </w:rPr>
         <w:t xml:space="preserve"> и </w:t>
       </w:r>
-      <w:proofErr w:type="spellStart"/>
       <w:r>
         <w:rPr>
           <w:rFonts w:cs="Times New Roman"/>
         </w:rPr>
         <w:t>QElapsedTimer</w:t>
       </w:r>
-      <w:proofErr w:type="spellEnd"/>
       <w:r>
         <w:rPr>
           <w:rFonts w:cs="Times New Roman"/>
@@ -13498,25 +13007,14 @@
           <w:rFonts w:cs="Times New Roman"/>
           <w:lang w:val="ru-RU"/>
         </w:rPr>
-        <w:t xml:space="preserve">разработка модуля спецификации и обработки файлов </w:t>
-      </w:r>
-      <w:proofErr w:type="gramStart"/>
-      <w:r>
-        <w:rPr>
-          <w:rFonts w:cs="Times New Roman"/>
-          <w:lang w:val="ru-RU"/>
-        </w:rPr>
-        <w:t>формата .</w:t>
-      </w:r>
-      <w:proofErr w:type="spellStart"/>
+        <w:t>разработка модуля спецификации и обработки файлов формата .</w:t>
+      </w:r>
       <w:r>
         <w:rPr>
           <w:rFonts w:cs="Times New Roman"/>
         </w:rPr>
         <w:t>bkey</w:t>
       </w:r>
-      <w:proofErr w:type="spellEnd"/>
-      <w:proofErr w:type="gramEnd"/>
       <w:r>
         <w:rPr>
           <w:rFonts w:cs="Times New Roman"/>
@@ -13648,14 +13146,12 @@
         </w:rPr>
         <w:t>.</w:t>
       </w:r>
-      <w:proofErr w:type="spellStart"/>
       <w:r>
         <w:rPr>
           <w:rFonts w:cs="Times New Roman"/>
         </w:rPr>
         <w:t>ini</w:t>
       </w:r>
-      <w:proofErr w:type="spellEnd"/>
       <w:r>
         <w:rPr>
           <w:rFonts w:cs="Times New Roman"/>
@@ -13860,7 +13356,7 @@
 </file>
 
 <file path=word/numbering.xml><?xml version="1.0" encoding="utf-8"?>
-<w:numbering xmlns:wpc="http://schemas.microsoft.com/office/word/2010/wordprocessingCanvas" xmlns:cx="http://schemas.microsoft.com/office/drawing/2014/chartex" xmlns:cx1="http://schemas.microsoft.com/office/drawing/2015/9/8/chartex" xmlns:cx2="http://schemas.microsoft.com/office/drawing/2015/10/21/chartex" xmlns:cx3="http://schemas.microsoft.com/office/drawing/2016/5/9/chartex" xmlns:cx4="http://schemas.microsoft.com/office/drawing/2016/5/10/chartex" xmlns:cx5="http://schemas.microsoft.com/office/drawing/2016/5/11/chartex" xmlns:cx6="http://schemas.microsoft.com/office/drawing/2016/5/12/chartex" xmlns:cx7="http://schemas.microsoft.com/office/drawing/2016/5/13/chartex" xmlns:cx8="http://schemas.microsoft.com/office/drawing/2016/5/14/chartex" xmlns:mc="http://schemas.openxmlformats.org/markup-compatibility/2006" xmlns:aink="http://schemas.microsoft.com/office/drawing/2016/ink" xmlns:am3d="http://schemas.microsoft.com/office/drawing/2017/model3d" xmlns:o="urn:schemas-microsoft-com:office:office" xmlns:oel="http://schemas.microsoft.com/office/2019/extlst" xmlns:r="http://schemas.openxmlformats.org/officeDocument/2006/relationships" xmlns:m="http://schemas.openxmlformats.org/officeDocument/2006/math" xmlns:v="urn:schemas-microsoft-com:vml" xmlns:wp14="http://schemas.microsoft.com/office/word/2010/wordprocessingDrawing" xmlns:wp="http://schemas.openxmlformats.org/drawingml/2006/wordprocessingDrawing" xmlns:w10="urn:schemas-microsoft-com:office:word" xmlns:w="http://schemas.openxmlformats.org/wordprocessingml/2006/main" xmlns:w14="http://schemas.microsoft.com/office/word/2010/wordml" xmlns:w15="http://schemas.microsoft.com/office/word/2012/wordml" xmlns:w16cex="http://schemas.microsoft.com/office/word/2018/wordml/cex" xmlns:w16cid="http://schemas.microsoft.com/office/word/2016/wordml/cid" xmlns:w16="http://schemas.microsoft.com/office/word/2018/wordml" xmlns:w16du="http://schemas.microsoft.com/office/word/2023/wordml/word16du" xmlns:w16sdtdh="http://schemas.microsoft.com/office/word/2020/wordml/sdtdatahash" xmlns:w16sdtfl="http://schemas.microsoft.com/office/word/2024/wordml/sdtformatlock" xmlns:w16se="http://schemas.microsoft.com/office/word/2015/wordml/symex" xmlns:wpg="http://schemas.microsoft.com/office/word/2010/wordprocessingGroup" xmlns:wpi="http://schemas.microsoft.com/office/word/2010/wordprocessingInk" xmlns:wne="http://schemas.microsoft.com/office/word/2006/wordml" xmlns:wps="http://schemas.microsoft.com/office/word/2010/wordprocessingShape" mc:Ignorable="w14 w15 w16se w16cid w16 w16cex w16sdtdh w16sdtfl w16du wp14">
+<w:numbering xmlns:wpc="http://schemas.microsoft.com/office/word/2010/wordprocessingCanvas" xmlns:cx="http://schemas.microsoft.com/office/drawing/2014/chartex" xmlns:cx1="http://schemas.microsoft.com/office/drawing/2015/9/8/chartex" xmlns:cx2="http://schemas.microsoft.com/office/drawing/2015/10/21/chartex" xmlns:cx3="http://schemas.microsoft.com/office/drawing/2016/5/9/chartex" xmlns:cx4="http://schemas.microsoft.com/office/drawing/2016/5/10/chartex" xmlns:cx5="http://schemas.microsoft.com/office/drawing/2016/5/11/chartex" xmlns:cx6="http://schemas.microsoft.com/office/drawing/2016/5/12/chartex" xmlns:cx7="http://schemas.microsoft.com/office/drawing/2016/5/13/chartex" xmlns:cx8="http://schemas.microsoft.com/office/drawing/2016/5/14/chartex" xmlns:mc="http://schemas.openxmlformats.org/markup-compatibility/2006" xmlns:aink="http://schemas.microsoft.com/office/drawing/2016/ink" xmlns:am3d="http://schemas.microsoft.com/office/drawing/2017/model3d" xmlns:o="urn:schemas-microsoft-com:office:office" xmlns:r="http://schemas.openxmlformats.org/officeDocument/2006/relationships" xmlns:m="http://schemas.openxmlformats.org/officeDocument/2006/math" xmlns:v="urn:schemas-microsoft-com:vml" xmlns:wp14="http://schemas.microsoft.com/office/word/2010/wordprocessingDrawing" xmlns:wp="http://schemas.openxmlformats.org/drawingml/2006/wordprocessingDrawing" xmlns:w10="urn:schemas-microsoft-com:office:word" xmlns:w="http://schemas.openxmlformats.org/wordprocessingml/2006/main" xmlns:w14="http://schemas.microsoft.com/office/word/2010/wordml" xmlns:w15="http://schemas.microsoft.com/office/word/2012/wordml" xmlns:w16cex="http://schemas.microsoft.com/office/word/2018/wordml/cex" xmlns:w16cid="http://schemas.microsoft.com/office/word/2016/wordml/cid" xmlns:w16="http://schemas.microsoft.com/office/word/2018/wordml" xmlns:w16se="http://schemas.microsoft.com/office/word/2015/wordml/symex" xmlns:wpg="http://schemas.microsoft.com/office/word/2010/wordprocessingGroup" xmlns:wpi="http://schemas.microsoft.com/office/word/2010/wordprocessingInk" xmlns:wne="http://schemas.microsoft.com/office/word/2006/wordml" xmlns:wps="http://schemas.microsoft.com/office/word/2010/wordprocessingShape" mc:Ignorable="w14 w15 w16se w16cid w16 w16cex wp14">
   <w:abstractNum w:abstractNumId="0" w15:restartNumberingAfterBreak="0">
     <w:nsid w:val="FFFFFF7C"/>
     <w:multiLevelType w:val="singleLevel"/>
@@ -14032,38 +13528,38 @@
       </w:rPr>
     </w:lvl>
   </w:abstractNum>
-  <w:num w:numId="1" w16cid:durableId="1095827662">
+  <w:num w:numId="1">
     <w:abstractNumId w:val="8"/>
   </w:num>
-  <w:num w:numId="2" w16cid:durableId="1499617680">
+  <w:num w:numId="2">
     <w:abstractNumId w:val="6"/>
   </w:num>
-  <w:num w:numId="3" w16cid:durableId="1589457108">
+  <w:num w:numId="3">
     <w:abstractNumId w:val="5"/>
   </w:num>
-  <w:num w:numId="4" w16cid:durableId="641541661">
+  <w:num w:numId="4">
     <w:abstractNumId w:val="4"/>
   </w:num>
-  <w:num w:numId="5" w16cid:durableId="1597639043">
+  <w:num w:numId="5">
     <w:abstractNumId w:val="7"/>
   </w:num>
-  <w:num w:numId="6" w16cid:durableId="659695451">
+  <w:num w:numId="6">
     <w:abstractNumId w:val="3"/>
   </w:num>
-  <w:num w:numId="7" w16cid:durableId="1857422476">
+  <w:num w:numId="7">
     <w:abstractNumId w:val="2"/>
   </w:num>
-  <w:num w:numId="8" w16cid:durableId="947659410">
+  <w:num w:numId="8">
     <w:abstractNumId w:val="1"/>
   </w:num>
-  <w:num w:numId="9" w16cid:durableId="119886421">
+  <w:num w:numId="9">
     <w:abstractNumId w:val="0"/>
   </w:num>
 </w:numbering>
 </file>
 
 <file path=word/styles.xml><?xml version="1.0" encoding="utf-8"?>
-<w:styles xmlns:mc="http://schemas.openxmlformats.org/markup-compatibility/2006" xmlns:r="http://schemas.openxmlformats.org/officeDocument/2006/relationships" xmlns:w="http://schemas.openxmlformats.org/wordprocessingml/2006/main" xmlns:w14="http://schemas.microsoft.com/office/word/2010/wordml" xmlns:w15="http://schemas.microsoft.com/office/word/2012/wordml" xmlns:w16cex="http://schemas.microsoft.com/office/word/2018/wordml/cex" xmlns:w16cid="http://schemas.microsoft.com/office/word/2016/wordml/cid" xmlns:w16="http://schemas.microsoft.com/office/word/2018/wordml" xmlns:w16du="http://schemas.microsoft.com/office/word/2023/wordml/word16du" xmlns:w16sdtdh="http://schemas.microsoft.com/office/word/2020/wordml/sdtdatahash" xmlns:w16sdtfl="http://schemas.microsoft.com/office/word/2024/wordml/sdtformatlock" xmlns:w16se="http://schemas.microsoft.com/office/word/2015/wordml/symex" mc:Ignorable="w14 w15 w16se w16cid w16 w16cex w16sdtdh w16sdtfl w16du">
+<w:styles xmlns:mc="http://schemas.openxmlformats.org/markup-compatibility/2006" xmlns:r="http://schemas.openxmlformats.org/officeDocument/2006/relationships" xmlns:w="http://schemas.openxmlformats.org/wordprocessingml/2006/main" xmlns:w14="http://schemas.microsoft.com/office/word/2010/wordml" xmlns:w15="http://schemas.microsoft.com/office/word/2012/wordml" xmlns:w16cex="http://schemas.microsoft.com/office/word/2018/wordml/cex" xmlns:w16cid="http://schemas.microsoft.com/office/word/2016/wordml/cid" xmlns:w16="http://schemas.microsoft.com/office/word/2018/wordml" xmlns:w16se="http://schemas.microsoft.com/office/word/2015/wordml/symex" mc:Ignorable="w14 w15 w16se w16cid w16 w16cex">
   <w:docDefaults>
     <w:rPrDefault>
       <w:rPr>
@@ -25778,7 +25274,7 @@
 </file>
 
 <file path=customXml/itemProps1.xml><?xml version="1.0" encoding="utf-8"?>
-<ds:datastoreItem xmlns:ds="http://schemas.openxmlformats.org/officeDocument/2006/customXml" ds:itemID="{EF278816-EC6F-A645-907D-7F25AECB1D4A}">
+<ds:datastoreItem xmlns:ds="http://schemas.openxmlformats.org/officeDocument/2006/customXml" ds:itemID="{8EA451BF-7D9B-4462-A183-7E9D2A61A0FC}">
   <ds:schemaRefs>
     <ds:schemaRef ds:uri="http://schemas.openxmlformats.org/officeDocument/2006/bibliography"/>
   </ds:schemaRefs>
